--- a/Dummy Project Copywriting.docx
+++ b/Dummy Project Copywriting.docx
@@ -51,6 +51,7 @@
           <w:rFonts w:ascii="Times New Roman" w:hAnsi="Times New Roman" w:cs="Times New Roman"/>
           <w:b/>
           <w:bCs/>
+          <w:noProof/>
           <w:sz w:val="36"/>
           <w:szCs w:val="36"/>
           <w:lang w:val="en-US"/>
@@ -119,7 +120,7 @@
           </mc:Choice>
           <mc:Fallback>
             <w:pict>
-              <v:group w14:anchorId="60E40C66" id="Group 2" o:spid="_x0000_s1026" style="width:451.3pt;height:.85pt;mso-position-horizontal-relative:char;mso-position-vertical-relative:line" coordsize="10800,20" o:gfxdata="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">
+              <v:group w14:anchorId="3C5B087F" id="Group 2" o:spid="_x0000_s1026" style="width:451.3pt;height:.85pt;mso-position-horizontal-relative:char;mso-position-vertical-relative:line" coordsize="10800,20" o:gfxdata="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">
                 <v:line id="Line 3" o:spid="_x0000_s1027" style="position:absolute;visibility:visible;mso-wrap-style:square" from="0,10" to="10800,10" o:connectortype="straight" o:gfxdata="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" strokeweight="1pt"/>
                 <w10:anchorlock/>
               </v:group>
@@ -133,6 +134,8 @@
         <w:jc w:val="both"/>
         <w:rPr>
           <w:rFonts w:ascii="Times New Roman" w:hAnsi="Times New Roman" w:cs="Times New Roman"/>
+          <w:b/>
+          <w:bCs/>
           <w:sz w:val="24"/>
           <w:szCs w:val="24"/>
         </w:rPr>
@@ -140,6 +143,8 @@
       <w:r>
         <w:rPr>
           <w:rFonts w:ascii="Times New Roman" w:hAnsi="Times New Roman" w:cs="Times New Roman"/>
+          <w:b/>
+          <w:bCs/>
           <w:sz w:val="24"/>
           <w:szCs w:val="24"/>
         </w:rPr>
@@ -149,6 +154,8 @@
       <w:r>
         <w:rPr>
           <w:rFonts w:ascii="Times New Roman" w:hAnsi="Times New Roman" w:cs="Times New Roman"/>
+          <w:b/>
+          <w:bCs/>
           <w:sz w:val="24"/>
           <w:szCs w:val="24"/>
         </w:rPr>
@@ -158,6 +165,8 @@
       <w:r>
         <w:rPr>
           <w:rFonts w:ascii="Times New Roman" w:hAnsi="Times New Roman" w:cs="Times New Roman"/>
+          <w:b/>
+          <w:bCs/>
           <w:sz w:val="24"/>
           <w:szCs w:val="24"/>
         </w:rPr>
@@ -167,6 +176,8 @@
       <w:r>
         <w:rPr>
           <w:rFonts w:ascii="Times New Roman" w:hAnsi="Times New Roman" w:cs="Times New Roman"/>
+          <w:b/>
+          <w:bCs/>
           <w:sz w:val="24"/>
           <w:szCs w:val="24"/>
         </w:rPr>
@@ -176,6 +187,8 @@
       <w:r>
         <w:rPr>
           <w:rFonts w:ascii="Times New Roman" w:hAnsi="Times New Roman" w:cs="Times New Roman"/>
+          <w:b/>
+          <w:bCs/>
           <w:sz w:val="24"/>
           <w:szCs w:val="24"/>
         </w:rPr>
@@ -185,6 +198,8 @@
       <w:r>
         <w:rPr>
           <w:rFonts w:ascii="Times New Roman" w:hAnsi="Times New Roman" w:cs="Times New Roman"/>
+          <w:b/>
+          <w:bCs/>
           <w:sz w:val="24"/>
           <w:szCs w:val="24"/>
         </w:rPr>
@@ -194,6 +209,8 @@
       <w:r>
         <w:rPr>
           <w:rFonts w:ascii="Times New Roman" w:hAnsi="Times New Roman" w:cs="Times New Roman"/>
+          <w:b/>
+          <w:bCs/>
           <w:sz w:val="24"/>
           <w:szCs w:val="24"/>
         </w:rPr>
@@ -205,6 +222,8 @@
         <w:jc w:val="both"/>
         <w:rPr>
           <w:rFonts w:ascii="Times New Roman" w:hAnsi="Times New Roman" w:cs="Times New Roman"/>
+          <w:b/>
+          <w:bCs/>
           <w:sz w:val="24"/>
           <w:szCs w:val="24"/>
         </w:rPr>
@@ -212,6 +231,8 @@
       <w:r>
         <w:rPr>
           <w:rFonts w:ascii="Times New Roman" w:hAnsi="Times New Roman" w:cs="Times New Roman"/>
+          <w:b/>
+          <w:bCs/>
           <w:sz w:val="24"/>
           <w:szCs w:val="24"/>
         </w:rPr>
@@ -221,6 +242,8 @@
       <w:r>
         <w:rPr>
           <w:rFonts w:ascii="Times New Roman" w:hAnsi="Times New Roman" w:cs="Times New Roman"/>
+          <w:b/>
+          <w:bCs/>
           <w:sz w:val="24"/>
           <w:szCs w:val="24"/>
         </w:rPr>
@@ -230,6 +253,8 @@
       <w:r>
         <w:rPr>
           <w:rFonts w:ascii="Times New Roman" w:hAnsi="Times New Roman" w:cs="Times New Roman"/>
+          <w:b/>
+          <w:bCs/>
           <w:sz w:val="24"/>
           <w:szCs w:val="24"/>
         </w:rPr>
@@ -239,6 +264,8 @@
       <w:r>
         <w:rPr>
           <w:rFonts w:ascii="Times New Roman" w:hAnsi="Times New Roman" w:cs="Times New Roman"/>
+          <w:b/>
+          <w:bCs/>
           <w:sz w:val="24"/>
           <w:szCs w:val="24"/>
         </w:rPr>
@@ -248,6 +275,8 @@
       <w:r>
         <w:rPr>
           <w:rFonts w:ascii="Times New Roman" w:hAnsi="Times New Roman" w:cs="Times New Roman"/>
+          <w:b/>
+          <w:bCs/>
           <w:sz w:val="24"/>
           <w:szCs w:val="24"/>
         </w:rPr>
@@ -257,6 +286,8 @@
       <w:r>
         <w:rPr>
           <w:rFonts w:ascii="Times New Roman" w:hAnsi="Times New Roman" w:cs="Times New Roman"/>
+          <w:b/>
+          <w:bCs/>
           <w:sz w:val="24"/>
           <w:szCs w:val="24"/>
         </w:rPr>
@@ -266,6 +297,8 @@
       <w:r>
         <w:rPr>
           <w:rFonts w:ascii="Times New Roman" w:hAnsi="Times New Roman" w:cs="Times New Roman"/>
+          <w:b/>
+          <w:bCs/>
           <w:sz w:val="24"/>
           <w:szCs w:val="24"/>
         </w:rPr>
@@ -275,6 +308,8 @@
       <w:r>
         <w:rPr>
           <w:rFonts w:ascii="Times New Roman" w:hAnsi="Times New Roman" w:cs="Times New Roman"/>
+          <w:b/>
+          <w:bCs/>
           <w:sz w:val="24"/>
           <w:szCs w:val="24"/>
         </w:rPr>
@@ -284,6 +319,8 @@
       <w:r>
         <w:rPr>
           <w:rFonts w:ascii="Times New Roman" w:hAnsi="Times New Roman" w:cs="Times New Roman"/>
+          <w:b/>
+          <w:bCs/>
           <w:sz w:val="24"/>
           <w:szCs w:val="24"/>
         </w:rPr>
@@ -1861,6 +1898,8 @@
         <w:jc w:val="both"/>
         <w:rPr>
           <w:rFonts w:ascii="Times New Roman" w:hAnsi="Times New Roman" w:cs="Times New Roman"/>
+          <w:b/>
+          <w:bCs/>
           <w:sz w:val="24"/>
           <w:szCs w:val="24"/>
         </w:rPr>
@@ -1868,6 +1907,8 @@
       <w:r>
         <w:rPr>
           <w:rFonts w:ascii="Times New Roman" w:hAnsi="Times New Roman" w:cs="Times New Roman"/>
+          <w:b/>
+          <w:bCs/>
           <w:sz w:val="24"/>
           <w:szCs w:val="24"/>
         </w:rPr>
@@ -1877,6 +1918,8 @@
       <w:r>
         <w:rPr>
           <w:rFonts w:ascii="Times New Roman" w:hAnsi="Times New Roman" w:cs="Times New Roman"/>
+          <w:b/>
+          <w:bCs/>
           <w:sz w:val="24"/>
           <w:szCs w:val="24"/>
         </w:rPr>
@@ -1885,6 +1928,8 @@
       <w:r>
         <w:rPr>
           <w:rFonts w:ascii="Times New Roman" w:hAnsi="Times New Roman" w:cs="Times New Roman"/>
+          <w:b/>
+          <w:bCs/>
           <w:sz w:val="24"/>
           <w:szCs w:val="24"/>
         </w:rPr>
@@ -1894,6 +1939,8 @@
       <w:r>
         <w:rPr>
           <w:rFonts w:ascii="Times New Roman" w:hAnsi="Times New Roman" w:cs="Times New Roman"/>
+          <w:b/>
+          <w:bCs/>
           <w:sz w:val="24"/>
           <w:szCs w:val="24"/>
         </w:rPr>
@@ -1903,6 +1950,8 @@
       <w:r>
         <w:rPr>
           <w:rFonts w:ascii="Times New Roman" w:hAnsi="Times New Roman" w:cs="Times New Roman"/>
+          <w:b/>
+          <w:bCs/>
           <w:sz w:val="24"/>
           <w:szCs w:val="24"/>
         </w:rPr>
@@ -1912,6 +1961,8 @@
       <w:r>
         <w:rPr>
           <w:rFonts w:ascii="Times New Roman" w:hAnsi="Times New Roman" w:cs="Times New Roman"/>
+          <w:b/>
+          <w:bCs/>
           <w:sz w:val="24"/>
           <w:szCs w:val="24"/>
         </w:rPr>
@@ -1921,6 +1972,8 @@
       <w:r>
         <w:rPr>
           <w:rFonts w:ascii="Times New Roman" w:hAnsi="Times New Roman" w:cs="Times New Roman"/>
+          <w:b/>
+          <w:bCs/>
           <w:sz w:val="24"/>
           <w:szCs w:val="24"/>
         </w:rPr>
@@ -1930,6 +1983,8 @@
       <w:r>
         <w:rPr>
           <w:rFonts w:ascii="Times New Roman" w:hAnsi="Times New Roman" w:cs="Times New Roman"/>
+          <w:b/>
+          <w:bCs/>
           <w:sz w:val="24"/>
           <w:szCs w:val="24"/>
         </w:rPr>
@@ -1939,6 +1994,8 @@
       <w:r>
         <w:rPr>
           <w:rFonts w:ascii="Times New Roman" w:hAnsi="Times New Roman" w:cs="Times New Roman"/>
+          <w:b/>
+          <w:bCs/>
           <w:sz w:val="24"/>
           <w:szCs w:val="24"/>
         </w:rPr>
@@ -1948,6 +2005,8 @@
       <w:r>
         <w:rPr>
           <w:rFonts w:ascii="Times New Roman" w:hAnsi="Times New Roman" w:cs="Times New Roman"/>
+          <w:b/>
+          <w:bCs/>
           <w:sz w:val="24"/>
           <w:szCs w:val="24"/>
         </w:rPr>
@@ -1956,6 +2015,8 @@
       <w:r>
         <w:rPr>
           <w:rFonts w:ascii="Times New Roman" w:hAnsi="Times New Roman" w:cs="Times New Roman"/>
+          <w:b/>
+          <w:bCs/>
           <w:sz w:val="24"/>
           <w:szCs w:val="24"/>
         </w:rPr>
@@ -1965,6 +2026,8 @@
       <w:r>
         <w:rPr>
           <w:rFonts w:ascii="Times New Roman" w:hAnsi="Times New Roman" w:cs="Times New Roman"/>
+          <w:b/>
+          <w:bCs/>
           <w:sz w:val="24"/>
           <w:szCs w:val="24"/>
         </w:rPr>
@@ -1974,6 +2037,8 @@
       <w:r>
         <w:rPr>
           <w:rFonts w:ascii="Times New Roman" w:hAnsi="Times New Roman" w:cs="Times New Roman"/>
+          <w:b/>
+          <w:bCs/>
           <w:sz w:val="24"/>
           <w:szCs w:val="24"/>
         </w:rPr>
@@ -1985,6 +2050,8 @@
         <w:jc w:val="both"/>
         <w:rPr>
           <w:rFonts w:ascii="Times New Roman" w:hAnsi="Times New Roman" w:cs="Times New Roman"/>
+          <w:b/>
+          <w:bCs/>
           <w:sz w:val="24"/>
           <w:szCs w:val="24"/>
         </w:rPr>
@@ -1992,6 +2059,8 @@
       <w:r>
         <w:rPr>
           <w:rFonts w:ascii="Times New Roman" w:hAnsi="Times New Roman" w:cs="Times New Roman"/>
+          <w:b/>
+          <w:bCs/>
           <w:sz w:val="24"/>
           <w:szCs w:val="24"/>
         </w:rPr>
@@ -2001,6 +2070,8 @@
       <w:r>
         <w:rPr>
           <w:rFonts w:ascii="Times New Roman" w:hAnsi="Times New Roman" w:cs="Times New Roman"/>
+          <w:b/>
+          <w:bCs/>
           <w:sz w:val="24"/>
           <w:szCs w:val="24"/>
         </w:rPr>
@@ -2010,6 +2081,8 @@
       <w:r>
         <w:rPr>
           <w:rFonts w:ascii="Times New Roman" w:hAnsi="Times New Roman" w:cs="Times New Roman"/>
+          <w:b/>
+          <w:bCs/>
           <w:sz w:val="24"/>
           <w:szCs w:val="24"/>
         </w:rPr>
@@ -2019,6 +2092,8 @@
       <w:r>
         <w:rPr>
           <w:rFonts w:ascii="Times New Roman" w:hAnsi="Times New Roman" w:cs="Times New Roman"/>
+          <w:b/>
+          <w:bCs/>
           <w:sz w:val="24"/>
           <w:szCs w:val="24"/>
         </w:rPr>
@@ -2028,6 +2103,8 @@
       <w:r>
         <w:rPr>
           <w:rFonts w:ascii="Times New Roman" w:hAnsi="Times New Roman" w:cs="Times New Roman"/>
+          <w:b/>
+          <w:bCs/>
           <w:sz w:val="24"/>
           <w:szCs w:val="24"/>
         </w:rPr>
@@ -2037,6 +2114,8 @@
       <w:r>
         <w:rPr>
           <w:rFonts w:ascii="Times New Roman" w:hAnsi="Times New Roman" w:cs="Times New Roman"/>
+          <w:b/>
+          <w:bCs/>
           <w:sz w:val="24"/>
           <w:szCs w:val="24"/>
         </w:rPr>
@@ -2046,6 +2125,8 @@
       <w:r>
         <w:rPr>
           <w:rFonts w:ascii="Times New Roman" w:hAnsi="Times New Roman" w:cs="Times New Roman"/>
+          <w:b/>
+          <w:bCs/>
           <w:sz w:val="24"/>
           <w:szCs w:val="24"/>
         </w:rPr>
@@ -2055,6 +2136,8 @@
       <w:r>
         <w:rPr>
           <w:rFonts w:ascii="Times New Roman" w:hAnsi="Times New Roman" w:cs="Times New Roman"/>
+          <w:b/>
+          <w:bCs/>
           <w:sz w:val="24"/>
           <w:szCs w:val="24"/>
         </w:rPr>
@@ -2064,6 +2147,8 @@
       <w:r>
         <w:rPr>
           <w:rFonts w:ascii="Times New Roman" w:hAnsi="Times New Roman" w:cs="Times New Roman"/>
+          <w:b/>
+          <w:bCs/>
           <w:sz w:val="24"/>
           <w:szCs w:val="24"/>
         </w:rPr>
@@ -3180,6 +3265,3098 @@
                 <w:szCs w:val="24"/>
               </w:rPr>
               <w:t>”</w:t>
+            </w:r>
+          </w:p>
+        </w:tc>
+      </w:tr>
+    </w:tbl>
+    <w:p>
+      <w:pPr>
+        <w:jc w:val="both"/>
+        <w:rPr>
+          <w:rFonts w:ascii="Times New Roman" w:hAnsi="Times New Roman" w:cs="Times New Roman"/>
+          <w:sz w:val="24"/>
+          <w:szCs w:val="24"/>
+        </w:rPr>
+      </w:pPr>
+    </w:p>
+    <w:p>
+      <w:pPr>
+        <w:jc w:val="both"/>
+        <w:rPr>
+          <w:rFonts w:ascii="Times New Roman" w:hAnsi="Times New Roman" w:cs="Times New Roman"/>
+          <w:b/>
+          <w:bCs/>
+          <w:sz w:val="24"/>
+          <w:szCs w:val="24"/>
+        </w:rPr>
+      </w:pPr>
+      <w:r>
+        <w:rPr>
+          <w:rFonts w:ascii="Times New Roman" w:hAnsi="Times New Roman" w:cs="Times New Roman"/>
+          <w:b/>
+          <w:bCs/>
+          <w:sz w:val="24"/>
+          <w:szCs w:val="24"/>
+        </w:rPr>
+        <w:t xml:space="preserve">Ads </w:t>
+      </w:r>
+      <w:proofErr w:type="spellStart"/>
+      <w:r>
+        <w:rPr>
+          <w:rFonts w:ascii="Times New Roman" w:hAnsi="Times New Roman" w:cs="Times New Roman"/>
+          <w:b/>
+          <w:bCs/>
+          <w:sz w:val="24"/>
+          <w:szCs w:val="24"/>
+        </w:rPr>
+        <w:t>pelembab</w:t>
+      </w:r>
+      <w:proofErr w:type="spellEnd"/>
+      <w:r>
+        <w:rPr>
+          <w:rFonts w:ascii="Times New Roman" w:hAnsi="Times New Roman" w:cs="Times New Roman"/>
+          <w:b/>
+          <w:bCs/>
+          <w:sz w:val="24"/>
+          <w:szCs w:val="24"/>
+        </w:rPr>
+        <w:t xml:space="preserve"> </w:t>
+      </w:r>
+      <w:proofErr w:type="spellStart"/>
+      <w:r>
+        <w:rPr>
+          <w:rFonts w:ascii="Times New Roman" w:hAnsi="Times New Roman" w:cs="Times New Roman"/>
+          <w:b/>
+          <w:bCs/>
+          <w:sz w:val="24"/>
+          <w:szCs w:val="24"/>
+        </w:rPr>
+        <w:t>wajah</w:t>
+      </w:r>
+      <w:proofErr w:type="spellEnd"/>
+      <w:r>
+        <w:rPr>
+          <w:rFonts w:ascii="Times New Roman" w:hAnsi="Times New Roman" w:cs="Times New Roman"/>
+          <w:b/>
+          <w:bCs/>
+          <w:sz w:val="24"/>
+          <w:szCs w:val="24"/>
+        </w:rPr>
+        <w:t xml:space="preserve"> </w:t>
+      </w:r>
+      <w:proofErr w:type="spellStart"/>
+      <w:r>
+        <w:rPr>
+          <w:rFonts w:ascii="Times New Roman" w:hAnsi="Times New Roman" w:cs="Times New Roman"/>
+          <w:b/>
+          <w:bCs/>
+          <w:sz w:val="24"/>
+          <w:szCs w:val="24"/>
+        </w:rPr>
+        <w:t>dari</w:t>
+      </w:r>
+      <w:proofErr w:type="spellEnd"/>
+      <w:r>
+        <w:rPr>
+          <w:rFonts w:ascii="Times New Roman" w:hAnsi="Times New Roman" w:cs="Times New Roman"/>
+          <w:b/>
+          <w:bCs/>
+          <w:sz w:val="24"/>
+          <w:szCs w:val="24"/>
+        </w:rPr>
+        <w:t xml:space="preserve"> Korea, Benton Aloe Propolis.</w:t>
+      </w:r>
+    </w:p>
+    <w:p>
+      <w:pPr>
+        <w:jc w:val="both"/>
+        <w:rPr>
+          <w:rFonts w:ascii="Times New Roman" w:hAnsi="Times New Roman" w:cs="Times New Roman"/>
+          <w:sz w:val="24"/>
+          <w:szCs w:val="24"/>
+        </w:rPr>
+      </w:pPr>
+      <w:r>
+        <w:rPr>
+          <w:rFonts w:ascii="Times New Roman" w:hAnsi="Times New Roman" w:cs="Times New Roman"/>
+          <w:b/>
+          <w:bCs/>
+          <w:sz w:val="24"/>
+          <w:szCs w:val="24"/>
+        </w:rPr>
+        <w:t xml:space="preserve">Target: orang yang </w:t>
+      </w:r>
+      <w:proofErr w:type="spellStart"/>
+      <w:r>
+        <w:rPr>
+          <w:rFonts w:ascii="Times New Roman" w:hAnsi="Times New Roman" w:cs="Times New Roman"/>
+          <w:b/>
+          <w:bCs/>
+          <w:sz w:val="24"/>
+          <w:szCs w:val="24"/>
+        </w:rPr>
+        <w:t>memiliki</w:t>
+      </w:r>
+      <w:proofErr w:type="spellEnd"/>
+      <w:r>
+        <w:rPr>
+          <w:rFonts w:ascii="Times New Roman" w:hAnsi="Times New Roman" w:cs="Times New Roman"/>
+          <w:b/>
+          <w:bCs/>
+          <w:sz w:val="24"/>
+          <w:szCs w:val="24"/>
+        </w:rPr>
+        <w:t xml:space="preserve"> </w:t>
+      </w:r>
+      <w:proofErr w:type="spellStart"/>
+      <w:r>
+        <w:rPr>
+          <w:rFonts w:ascii="Times New Roman" w:hAnsi="Times New Roman" w:cs="Times New Roman"/>
+          <w:b/>
+          <w:bCs/>
+          <w:sz w:val="24"/>
+          <w:szCs w:val="24"/>
+        </w:rPr>
+        <w:t>tipe</w:t>
+      </w:r>
+      <w:proofErr w:type="spellEnd"/>
+      <w:r>
+        <w:rPr>
+          <w:rFonts w:ascii="Times New Roman" w:hAnsi="Times New Roman" w:cs="Times New Roman"/>
+          <w:b/>
+          <w:bCs/>
+          <w:sz w:val="24"/>
+          <w:szCs w:val="24"/>
+        </w:rPr>
+        <w:t xml:space="preserve"> </w:t>
+      </w:r>
+      <w:proofErr w:type="spellStart"/>
+      <w:r>
+        <w:rPr>
+          <w:rFonts w:ascii="Times New Roman" w:hAnsi="Times New Roman" w:cs="Times New Roman"/>
+          <w:b/>
+          <w:bCs/>
+          <w:sz w:val="24"/>
+          <w:szCs w:val="24"/>
+        </w:rPr>
+        <w:t>kulit</w:t>
+      </w:r>
+      <w:proofErr w:type="spellEnd"/>
+      <w:r>
+        <w:rPr>
+          <w:rFonts w:ascii="Times New Roman" w:hAnsi="Times New Roman" w:cs="Times New Roman"/>
+          <w:b/>
+          <w:bCs/>
+          <w:sz w:val="24"/>
+          <w:szCs w:val="24"/>
+        </w:rPr>
+        <w:t xml:space="preserve"> </w:t>
+      </w:r>
+      <w:proofErr w:type="spellStart"/>
+      <w:r>
+        <w:rPr>
+          <w:rFonts w:ascii="Times New Roman" w:hAnsi="Times New Roman" w:cs="Times New Roman"/>
+          <w:b/>
+          <w:bCs/>
+          <w:sz w:val="24"/>
+          <w:szCs w:val="24"/>
+        </w:rPr>
+        <w:t>berminyak</w:t>
+      </w:r>
+      <w:proofErr w:type="spellEnd"/>
+      <w:r>
+        <w:rPr>
+          <w:rFonts w:ascii="Times New Roman" w:hAnsi="Times New Roman" w:cs="Times New Roman"/>
+          <w:b/>
+          <w:bCs/>
+          <w:sz w:val="24"/>
+          <w:szCs w:val="24"/>
+        </w:rPr>
+        <w:t>.</w:t>
+      </w:r>
+    </w:p>
+    <w:p>
+      <w:pPr>
+        <w:jc w:val="both"/>
+        <w:rPr>
+          <w:rFonts w:ascii="Times New Roman" w:hAnsi="Times New Roman" w:cs="Times New Roman"/>
+          <w:sz w:val="24"/>
+          <w:szCs w:val="24"/>
+        </w:rPr>
+      </w:pPr>
+      <w:proofErr w:type="spellStart"/>
+      <w:r>
+        <w:rPr>
+          <w:rFonts w:ascii="Times New Roman" w:hAnsi="Times New Roman" w:cs="Times New Roman"/>
+          <w:sz w:val="24"/>
+          <w:szCs w:val="24"/>
+          <w:highlight w:val="yellow"/>
+        </w:rPr>
+        <w:t>Metode</w:t>
+      </w:r>
+      <w:proofErr w:type="spellEnd"/>
+      <w:r>
+        <w:rPr>
+          <w:rFonts w:ascii="Times New Roman" w:hAnsi="Times New Roman" w:cs="Times New Roman"/>
+          <w:sz w:val="24"/>
+          <w:szCs w:val="24"/>
+          <w:highlight w:val="yellow"/>
+        </w:rPr>
+        <w:t>: BAB (Before</w:t>
+      </w:r>
+      <w:r>
+        <w:rPr>
+          <w:rFonts w:ascii="Times New Roman" w:hAnsi="Times New Roman" w:cs="Times New Roman"/>
+          <w:sz w:val="24"/>
+          <w:szCs w:val="24"/>
+          <w:highlight w:val="yellow"/>
+        </w:rPr>
+        <w:t>,</w:t>
+      </w:r>
+      <w:r>
+        <w:rPr>
+          <w:rFonts w:ascii="Times New Roman" w:hAnsi="Times New Roman" w:cs="Times New Roman"/>
+          <w:sz w:val="24"/>
+          <w:szCs w:val="24"/>
+          <w:highlight w:val="yellow"/>
+        </w:rPr>
+        <w:t xml:space="preserve"> After, Bridge)</w:t>
+      </w:r>
+    </w:p>
+    <w:p>
+      <w:pPr>
+        <w:jc w:val="both"/>
+        <w:rPr>
+          <w:rFonts w:ascii="Times New Roman" w:hAnsi="Times New Roman" w:cs="Times New Roman"/>
+          <w:sz w:val="24"/>
+          <w:szCs w:val="24"/>
+        </w:rPr>
+      </w:pPr>
+      <w:r>
+        <w:rPr>
+          <w:rFonts w:ascii="Times New Roman" w:hAnsi="Times New Roman" w:cs="Times New Roman"/>
+          <w:sz w:val="24"/>
+          <w:szCs w:val="24"/>
+          <w:highlight w:val="green"/>
+        </w:rPr>
+        <w:t>Headline:</w:t>
+      </w:r>
+      <w:r>
+        <w:rPr>
+          <w:rFonts w:ascii="Times New Roman" w:hAnsi="Times New Roman" w:cs="Times New Roman"/>
+          <w:sz w:val="24"/>
+          <w:szCs w:val="24"/>
+          <w:highlight w:val="green"/>
+        </w:rPr>
+        <w:t xml:space="preserve"> </w:t>
+      </w:r>
+      <w:proofErr w:type="spellStart"/>
+      <w:r>
+        <w:rPr>
+          <w:rFonts w:ascii="Times New Roman" w:hAnsi="Times New Roman" w:cs="Times New Roman"/>
+          <w:sz w:val="24"/>
+          <w:szCs w:val="24"/>
+          <w:highlight w:val="green"/>
+        </w:rPr>
+        <w:t>Bikin</w:t>
+      </w:r>
+      <w:proofErr w:type="spellEnd"/>
+      <w:r>
+        <w:rPr>
+          <w:rFonts w:ascii="Times New Roman" w:hAnsi="Times New Roman" w:cs="Times New Roman"/>
+          <w:sz w:val="24"/>
+          <w:szCs w:val="24"/>
+          <w:highlight w:val="green"/>
+        </w:rPr>
+        <w:t xml:space="preserve"> </w:t>
+      </w:r>
+      <w:proofErr w:type="spellStart"/>
+      <w:r>
+        <w:rPr>
+          <w:rFonts w:ascii="Times New Roman" w:hAnsi="Times New Roman" w:cs="Times New Roman"/>
+          <w:sz w:val="24"/>
+          <w:szCs w:val="24"/>
+          <w:highlight w:val="green"/>
+        </w:rPr>
+        <w:t>kulit</w:t>
+      </w:r>
+      <w:proofErr w:type="spellEnd"/>
+      <w:r>
+        <w:rPr>
+          <w:rFonts w:ascii="Times New Roman" w:hAnsi="Times New Roman" w:cs="Times New Roman"/>
+          <w:sz w:val="24"/>
+          <w:szCs w:val="24"/>
+          <w:highlight w:val="green"/>
+        </w:rPr>
+        <w:t xml:space="preserve"> </w:t>
+      </w:r>
+      <w:proofErr w:type="spellStart"/>
+      <w:r>
+        <w:rPr>
+          <w:rFonts w:ascii="Times New Roman" w:hAnsi="Times New Roman" w:cs="Times New Roman"/>
+          <w:sz w:val="24"/>
+          <w:szCs w:val="24"/>
+          <w:highlight w:val="green"/>
+        </w:rPr>
+        <w:t>lembab</w:t>
+      </w:r>
+      <w:proofErr w:type="spellEnd"/>
+      <w:r>
+        <w:rPr>
+          <w:rFonts w:ascii="Times New Roman" w:hAnsi="Times New Roman" w:cs="Times New Roman"/>
+          <w:sz w:val="24"/>
+          <w:szCs w:val="24"/>
+          <w:highlight w:val="green"/>
+        </w:rPr>
+        <w:t xml:space="preserve">, </w:t>
+      </w:r>
+      <w:proofErr w:type="spellStart"/>
+      <w:r>
+        <w:rPr>
+          <w:rFonts w:ascii="Times New Roman" w:hAnsi="Times New Roman" w:cs="Times New Roman"/>
+          <w:sz w:val="24"/>
+          <w:szCs w:val="24"/>
+          <w:highlight w:val="green"/>
+        </w:rPr>
+        <w:t>tapi</w:t>
+      </w:r>
+      <w:proofErr w:type="spellEnd"/>
+      <w:r>
+        <w:rPr>
+          <w:rFonts w:ascii="Times New Roman" w:hAnsi="Times New Roman" w:cs="Times New Roman"/>
+          <w:sz w:val="24"/>
+          <w:szCs w:val="24"/>
+          <w:highlight w:val="green"/>
+        </w:rPr>
+        <w:t xml:space="preserve"> gak </w:t>
+      </w:r>
+      <w:proofErr w:type="spellStart"/>
+      <w:r>
+        <w:rPr>
+          <w:rFonts w:ascii="Times New Roman" w:hAnsi="Times New Roman" w:cs="Times New Roman"/>
+          <w:sz w:val="24"/>
+          <w:szCs w:val="24"/>
+          <w:highlight w:val="green"/>
+        </w:rPr>
+        <w:t>bikin</w:t>
+      </w:r>
+      <w:proofErr w:type="spellEnd"/>
+      <w:r>
+        <w:rPr>
+          <w:rFonts w:ascii="Times New Roman" w:hAnsi="Times New Roman" w:cs="Times New Roman"/>
+          <w:sz w:val="24"/>
+          <w:szCs w:val="24"/>
+          <w:highlight w:val="green"/>
+        </w:rPr>
+        <w:t xml:space="preserve"> </w:t>
+      </w:r>
+      <w:proofErr w:type="spellStart"/>
+      <w:r>
+        <w:rPr>
+          <w:rFonts w:ascii="Times New Roman" w:hAnsi="Times New Roman" w:cs="Times New Roman"/>
+          <w:sz w:val="24"/>
+          <w:szCs w:val="24"/>
+          <w:highlight w:val="green"/>
+        </w:rPr>
+        <w:t>berminyak</w:t>
+      </w:r>
+      <w:proofErr w:type="spellEnd"/>
+      <w:r>
+        <w:rPr>
+          <w:rFonts w:ascii="Times New Roman" w:hAnsi="Times New Roman" w:cs="Times New Roman"/>
+          <w:sz w:val="24"/>
+          <w:szCs w:val="24"/>
+          <w:highlight w:val="green"/>
+        </w:rPr>
+        <w:t>!</w:t>
+      </w:r>
+    </w:p>
+    <w:tbl>
+      <w:tblPr>
+        <w:tblStyle w:val="TableGrid"/>
+        <w:tblW w:w="0" w:type="auto"/>
+        <w:tblLook w:val="04A0" w:firstRow="1" w:lastRow="0" w:firstColumn="1" w:lastColumn="0" w:noHBand="0" w:noVBand="1"/>
+      </w:tblPr>
+      <w:tblGrid>
+        <w:gridCol w:w="9016"/>
+      </w:tblGrid>
+      <w:tr>
+        <w:tc>
+          <w:tcPr>
+            <w:tcW w:w="9016" w:type="dxa"/>
+          </w:tcPr>
+          <w:p>
+            <w:pPr>
+              <w:jc w:val="both"/>
+              <w:rPr>
+                <w:rFonts w:ascii="Times New Roman" w:hAnsi="Times New Roman" w:cs="Times New Roman"/>
+                <w:sz w:val="24"/>
+                <w:szCs w:val="24"/>
+              </w:rPr>
+            </w:pPr>
+            <w:r>
+              <w:rPr>
+                <w:rFonts w:ascii="Times New Roman" w:hAnsi="Times New Roman" w:cs="Times New Roman"/>
+                <w:sz w:val="24"/>
+                <w:szCs w:val="24"/>
+              </w:rPr>
+              <w:t xml:space="preserve">B (Before): </w:t>
+            </w:r>
+            <w:proofErr w:type="spellStart"/>
+            <w:r>
+              <w:rPr>
+                <w:rFonts w:ascii="Times New Roman" w:hAnsi="Times New Roman" w:cs="Times New Roman"/>
+                <w:sz w:val="24"/>
+                <w:szCs w:val="24"/>
+              </w:rPr>
+              <w:t>Kulit</w:t>
+            </w:r>
+            <w:proofErr w:type="spellEnd"/>
+            <w:r>
+              <w:rPr>
+                <w:rFonts w:ascii="Times New Roman" w:hAnsi="Times New Roman" w:cs="Times New Roman"/>
+                <w:sz w:val="24"/>
+                <w:szCs w:val="24"/>
+              </w:rPr>
+              <w:t xml:space="preserve"> </w:t>
+            </w:r>
+            <w:proofErr w:type="spellStart"/>
+            <w:r>
+              <w:rPr>
+                <w:rFonts w:ascii="Times New Roman" w:hAnsi="Times New Roman" w:cs="Times New Roman"/>
+                <w:sz w:val="24"/>
+                <w:szCs w:val="24"/>
+              </w:rPr>
+              <w:t>lengket</w:t>
+            </w:r>
+            <w:proofErr w:type="spellEnd"/>
+            <w:r>
+              <w:rPr>
+                <w:rFonts w:ascii="Times New Roman" w:hAnsi="Times New Roman" w:cs="Times New Roman"/>
+                <w:sz w:val="24"/>
+                <w:szCs w:val="24"/>
+              </w:rPr>
+              <w:t xml:space="preserve">, </w:t>
+            </w:r>
+            <w:proofErr w:type="spellStart"/>
+            <w:r>
+              <w:rPr>
+                <w:rFonts w:ascii="Times New Roman" w:hAnsi="Times New Roman" w:cs="Times New Roman"/>
+                <w:sz w:val="24"/>
+                <w:szCs w:val="24"/>
+              </w:rPr>
+              <w:t>pori-pori</w:t>
+            </w:r>
+            <w:proofErr w:type="spellEnd"/>
+            <w:r>
+              <w:rPr>
+                <w:rFonts w:ascii="Times New Roman" w:hAnsi="Times New Roman" w:cs="Times New Roman"/>
+                <w:sz w:val="24"/>
+                <w:szCs w:val="24"/>
+              </w:rPr>
+              <w:t xml:space="preserve"> </w:t>
+            </w:r>
+            <w:proofErr w:type="spellStart"/>
+            <w:r>
+              <w:rPr>
+                <w:rFonts w:ascii="Times New Roman" w:hAnsi="Times New Roman" w:cs="Times New Roman"/>
+                <w:sz w:val="24"/>
+                <w:szCs w:val="24"/>
+              </w:rPr>
+              <w:t>keliatan</w:t>
+            </w:r>
+            <w:proofErr w:type="spellEnd"/>
+            <w:r>
+              <w:rPr>
+                <w:rFonts w:ascii="Times New Roman" w:hAnsi="Times New Roman" w:cs="Times New Roman"/>
+                <w:sz w:val="24"/>
+                <w:szCs w:val="24"/>
+              </w:rPr>
+              <w:t xml:space="preserve"> </w:t>
+            </w:r>
+            <w:proofErr w:type="spellStart"/>
+            <w:r>
+              <w:rPr>
+                <w:rFonts w:ascii="Times New Roman" w:hAnsi="Times New Roman" w:cs="Times New Roman"/>
+                <w:sz w:val="24"/>
+                <w:szCs w:val="24"/>
+              </w:rPr>
+              <w:t>makin</w:t>
+            </w:r>
+            <w:proofErr w:type="spellEnd"/>
+            <w:r>
+              <w:rPr>
+                <w:rFonts w:ascii="Times New Roman" w:hAnsi="Times New Roman" w:cs="Times New Roman"/>
+                <w:sz w:val="24"/>
+                <w:szCs w:val="24"/>
+              </w:rPr>
+              <w:t xml:space="preserve"> </w:t>
+            </w:r>
+            <w:proofErr w:type="spellStart"/>
+            <w:r>
+              <w:rPr>
+                <w:rFonts w:ascii="Times New Roman" w:hAnsi="Times New Roman" w:cs="Times New Roman"/>
+                <w:sz w:val="24"/>
+                <w:szCs w:val="24"/>
+              </w:rPr>
+              <w:t>besar</w:t>
+            </w:r>
+            <w:proofErr w:type="spellEnd"/>
+            <w:r>
+              <w:rPr>
+                <w:rFonts w:ascii="Times New Roman" w:hAnsi="Times New Roman" w:cs="Times New Roman"/>
+                <w:sz w:val="24"/>
+                <w:szCs w:val="24"/>
+              </w:rPr>
+              <w:t xml:space="preserve">, </w:t>
+            </w:r>
+            <w:proofErr w:type="spellStart"/>
+            <w:r>
+              <w:rPr>
+                <w:rFonts w:ascii="Times New Roman" w:hAnsi="Times New Roman" w:cs="Times New Roman"/>
+                <w:sz w:val="24"/>
+                <w:szCs w:val="24"/>
+              </w:rPr>
+              <w:t>padahal</w:t>
+            </w:r>
+            <w:proofErr w:type="spellEnd"/>
+            <w:r>
+              <w:rPr>
+                <w:rFonts w:ascii="Times New Roman" w:hAnsi="Times New Roman" w:cs="Times New Roman"/>
+                <w:sz w:val="24"/>
+                <w:szCs w:val="24"/>
+              </w:rPr>
+              <w:t xml:space="preserve"> </w:t>
+            </w:r>
+            <w:proofErr w:type="spellStart"/>
+            <w:r>
+              <w:rPr>
+                <w:rFonts w:ascii="Times New Roman" w:hAnsi="Times New Roman" w:cs="Times New Roman"/>
+                <w:sz w:val="24"/>
+                <w:szCs w:val="24"/>
+              </w:rPr>
+              <w:t>udah</w:t>
+            </w:r>
+            <w:proofErr w:type="spellEnd"/>
+            <w:r>
+              <w:rPr>
+                <w:rFonts w:ascii="Times New Roman" w:hAnsi="Times New Roman" w:cs="Times New Roman"/>
+                <w:sz w:val="24"/>
+                <w:szCs w:val="24"/>
+              </w:rPr>
+              <w:t xml:space="preserve"> </w:t>
+            </w:r>
+            <w:proofErr w:type="spellStart"/>
+            <w:r>
+              <w:rPr>
+                <w:rFonts w:ascii="Times New Roman" w:hAnsi="Times New Roman" w:cs="Times New Roman"/>
+                <w:sz w:val="24"/>
+                <w:szCs w:val="24"/>
+              </w:rPr>
+              <w:t>pilih-pilih</w:t>
+            </w:r>
+            <w:proofErr w:type="spellEnd"/>
+            <w:r>
+              <w:rPr>
+                <w:rFonts w:ascii="Times New Roman" w:hAnsi="Times New Roman" w:cs="Times New Roman"/>
+                <w:sz w:val="24"/>
+                <w:szCs w:val="24"/>
+              </w:rPr>
+              <w:t xml:space="preserve"> </w:t>
+            </w:r>
+            <w:proofErr w:type="spellStart"/>
+            <w:r>
+              <w:rPr>
+                <w:rFonts w:ascii="Times New Roman" w:hAnsi="Times New Roman" w:cs="Times New Roman"/>
+                <w:sz w:val="24"/>
+                <w:szCs w:val="24"/>
+              </w:rPr>
+              <w:t>produk</w:t>
+            </w:r>
+            <w:proofErr w:type="spellEnd"/>
+            <w:r>
+              <w:rPr>
+                <w:rFonts w:ascii="Times New Roman" w:hAnsi="Times New Roman" w:cs="Times New Roman"/>
+                <w:sz w:val="24"/>
+                <w:szCs w:val="24"/>
+              </w:rPr>
+              <w:t xml:space="preserve">. </w:t>
+            </w:r>
+            <w:proofErr w:type="spellStart"/>
+            <w:r>
+              <w:rPr>
+                <w:rFonts w:ascii="Times New Roman" w:hAnsi="Times New Roman" w:cs="Times New Roman"/>
+                <w:sz w:val="24"/>
+                <w:szCs w:val="24"/>
+              </w:rPr>
+              <w:t>F</w:t>
+            </w:r>
+            <w:r>
+              <w:rPr>
+                <w:rFonts w:ascii="Times New Roman" w:hAnsi="Times New Roman" w:cs="Times New Roman"/>
+                <w:sz w:val="24"/>
+                <w:szCs w:val="24"/>
+              </w:rPr>
+              <w:t>rustrasi</w:t>
+            </w:r>
+            <w:proofErr w:type="spellEnd"/>
+            <w:r>
+              <w:rPr>
+                <w:rFonts w:ascii="Times New Roman" w:hAnsi="Times New Roman" w:cs="Times New Roman"/>
+                <w:sz w:val="24"/>
+                <w:szCs w:val="24"/>
+              </w:rPr>
+              <w:t xml:space="preserve"> </w:t>
+            </w:r>
+            <w:proofErr w:type="spellStart"/>
+            <w:r>
+              <w:rPr>
+                <w:rFonts w:ascii="Times New Roman" w:hAnsi="Times New Roman" w:cs="Times New Roman"/>
+                <w:sz w:val="24"/>
+                <w:szCs w:val="24"/>
+              </w:rPr>
+              <w:t>karena</w:t>
+            </w:r>
+            <w:proofErr w:type="spellEnd"/>
+            <w:r>
+              <w:rPr>
+                <w:rFonts w:ascii="Times New Roman" w:hAnsi="Times New Roman" w:cs="Times New Roman"/>
+                <w:sz w:val="24"/>
+                <w:szCs w:val="24"/>
+              </w:rPr>
+              <w:t xml:space="preserve"> yang </w:t>
+            </w:r>
+            <w:proofErr w:type="spellStart"/>
+            <w:r>
+              <w:rPr>
+                <w:rFonts w:ascii="Times New Roman" w:hAnsi="Times New Roman" w:cs="Times New Roman"/>
+                <w:sz w:val="24"/>
+                <w:szCs w:val="24"/>
+              </w:rPr>
+              <w:t>katanya</w:t>
+            </w:r>
+            <w:proofErr w:type="spellEnd"/>
+            <w:r>
+              <w:rPr>
+                <w:rFonts w:ascii="Times New Roman" w:hAnsi="Times New Roman" w:cs="Times New Roman"/>
+                <w:sz w:val="24"/>
+                <w:szCs w:val="24"/>
+              </w:rPr>
+              <w:t xml:space="preserve"> </w:t>
+            </w:r>
+            <w:proofErr w:type="spellStart"/>
+            <w:r>
+              <w:rPr>
+                <w:rFonts w:ascii="Times New Roman" w:hAnsi="Times New Roman" w:cs="Times New Roman"/>
+                <w:sz w:val="24"/>
+                <w:szCs w:val="24"/>
+              </w:rPr>
+              <w:t>cocok</w:t>
+            </w:r>
+            <w:proofErr w:type="spellEnd"/>
+            <w:r>
+              <w:rPr>
+                <w:rFonts w:ascii="Times New Roman" w:hAnsi="Times New Roman" w:cs="Times New Roman"/>
+                <w:sz w:val="24"/>
+                <w:szCs w:val="24"/>
+              </w:rPr>
+              <w:t xml:space="preserve"> buat </w:t>
+            </w:r>
+            <w:proofErr w:type="spellStart"/>
+            <w:r>
+              <w:rPr>
+                <w:rFonts w:ascii="Times New Roman" w:hAnsi="Times New Roman" w:cs="Times New Roman"/>
+                <w:sz w:val="24"/>
+                <w:szCs w:val="24"/>
+              </w:rPr>
+              <w:t>kulit</w:t>
+            </w:r>
+            <w:proofErr w:type="spellEnd"/>
+            <w:r>
+              <w:rPr>
+                <w:rFonts w:ascii="Times New Roman" w:hAnsi="Times New Roman" w:cs="Times New Roman"/>
+                <w:sz w:val="24"/>
+                <w:szCs w:val="24"/>
+              </w:rPr>
+              <w:t xml:space="preserve"> </w:t>
+            </w:r>
+            <w:proofErr w:type="spellStart"/>
+            <w:r>
+              <w:rPr>
+                <w:rFonts w:ascii="Times New Roman" w:hAnsi="Times New Roman" w:cs="Times New Roman"/>
+                <w:sz w:val="24"/>
+                <w:szCs w:val="24"/>
+              </w:rPr>
+              <w:t>berminyak</w:t>
+            </w:r>
+            <w:proofErr w:type="spellEnd"/>
+            <w:r>
+              <w:rPr>
+                <w:rFonts w:ascii="Times New Roman" w:hAnsi="Times New Roman" w:cs="Times New Roman"/>
+                <w:sz w:val="24"/>
+                <w:szCs w:val="24"/>
+              </w:rPr>
+              <w:t xml:space="preserve">, </w:t>
+            </w:r>
+            <w:proofErr w:type="spellStart"/>
+            <w:r>
+              <w:rPr>
+                <w:rFonts w:ascii="Times New Roman" w:hAnsi="Times New Roman" w:cs="Times New Roman"/>
+                <w:sz w:val="24"/>
+                <w:szCs w:val="24"/>
+              </w:rPr>
+              <w:t>malah</w:t>
+            </w:r>
+            <w:proofErr w:type="spellEnd"/>
+            <w:r>
+              <w:rPr>
+                <w:rFonts w:ascii="Times New Roman" w:hAnsi="Times New Roman" w:cs="Times New Roman"/>
+                <w:sz w:val="24"/>
+                <w:szCs w:val="24"/>
+              </w:rPr>
+              <w:t xml:space="preserve"> </w:t>
+            </w:r>
+            <w:proofErr w:type="spellStart"/>
+            <w:r>
+              <w:rPr>
+                <w:rFonts w:ascii="Times New Roman" w:hAnsi="Times New Roman" w:cs="Times New Roman"/>
+                <w:sz w:val="24"/>
+                <w:szCs w:val="24"/>
+              </w:rPr>
+              <w:t>bikin</w:t>
+            </w:r>
+            <w:proofErr w:type="spellEnd"/>
+            <w:r>
+              <w:rPr>
+                <w:rFonts w:ascii="Times New Roman" w:hAnsi="Times New Roman" w:cs="Times New Roman"/>
+                <w:sz w:val="24"/>
+                <w:szCs w:val="24"/>
+              </w:rPr>
+              <w:t xml:space="preserve"> </w:t>
+            </w:r>
+            <w:proofErr w:type="spellStart"/>
+            <w:r>
+              <w:rPr>
+                <w:rFonts w:ascii="Times New Roman" w:hAnsi="Times New Roman" w:cs="Times New Roman"/>
+                <w:sz w:val="24"/>
+                <w:szCs w:val="24"/>
+              </w:rPr>
+              <w:t>muka</w:t>
+            </w:r>
+            <w:proofErr w:type="spellEnd"/>
+            <w:r>
+              <w:rPr>
+                <w:rFonts w:ascii="Times New Roman" w:hAnsi="Times New Roman" w:cs="Times New Roman"/>
+                <w:sz w:val="24"/>
+                <w:szCs w:val="24"/>
+              </w:rPr>
+              <w:t xml:space="preserve"> </w:t>
+            </w:r>
+            <w:proofErr w:type="spellStart"/>
+            <w:r>
+              <w:rPr>
+                <w:rFonts w:ascii="Times New Roman" w:hAnsi="Times New Roman" w:cs="Times New Roman"/>
+                <w:sz w:val="24"/>
+                <w:szCs w:val="24"/>
+              </w:rPr>
+              <w:t>makin</w:t>
+            </w:r>
+            <w:proofErr w:type="spellEnd"/>
+            <w:r>
+              <w:rPr>
+                <w:rFonts w:ascii="Times New Roman" w:hAnsi="Times New Roman" w:cs="Times New Roman"/>
+                <w:sz w:val="24"/>
+                <w:szCs w:val="24"/>
+              </w:rPr>
+              <w:t xml:space="preserve"> </w:t>
+            </w:r>
+            <w:proofErr w:type="spellStart"/>
+            <w:r>
+              <w:rPr>
+                <w:rFonts w:ascii="Times New Roman" w:hAnsi="Times New Roman" w:cs="Times New Roman"/>
+                <w:sz w:val="24"/>
+                <w:szCs w:val="24"/>
+              </w:rPr>
+              <w:t>kilap</w:t>
+            </w:r>
+            <w:proofErr w:type="spellEnd"/>
+            <w:r>
+              <w:rPr>
+                <w:rFonts w:ascii="Times New Roman" w:hAnsi="Times New Roman" w:cs="Times New Roman"/>
+                <w:sz w:val="24"/>
+                <w:szCs w:val="24"/>
+              </w:rPr>
+              <w:t xml:space="preserve"> </w:t>
+            </w:r>
+            <w:proofErr w:type="spellStart"/>
+            <w:r>
+              <w:rPr>
+                <w:rFonts w:ascii="Times New Roman" w:hAnsi="Times New Roman" w:cs="Times New Roman"/>
+                <w:sz w:val="24"/>
+                <w:szCs w:val="24"/>
+              </w:rPr>
+              <w:t>seharian</w:t>
+            </w:r>
+            <w:proofErr w:type="spellEnd"/>
+            <w:r>
+              <w:rPr>
+                <w:rFonts w:ascii="Times New Roman" w:hAnsi="Times New Roman" w:cs="Times New Roman"/>
+                <w:sz w:val="24"/>
+                <w:szCs w:val="24"/>
+              </w:rPr>
+              <w:t xml:space="preserve">, </w:t>
+            </w:r>
+            <w:proofErr w:type="spellStart"/>
+            <w:r>
+              <w:rPr>
+                <w:rFonts w:ascii="Times New Roman" w:hAnsi="Times New Roman" w:cs="Times New Roman"/>
+                <w:sz w:val="24"/>
+                <w:szCs w:val="24"/>
+              </w:rPr>
+              <w:t>bikin</w:t>
+            </w:r>
+            <w:proofErr w:type="spellEnd"/>
+            <w:r>
+              <w:rPr>
+                <w:rFonts w:ascii="Times New Roman" w:hAnsi="Times New Roman" w:cs="Times New Roman"/>
+                <w:sz w:val="24"/>
+                <w:szCs w:val="24"/>
+              </w:rPr>
+              <w:t xml:space="preserve"> gak </w:t>
+            </w:r>
+            <w:proofErr w:type="spellStart"/>
+            <w:r>
+              <w:rPr>
+                <w:rFonts w:ascii="Times New Roman" w:hAnsi="Times New Roman" w:cs="Times New Roman"/>
+                <w:sz w:val="24"/>
+                <w:szCs w:val="24"/>
+              </w:rPr>
+              <w:t>pede</w:t>
+            </w:r>
+            <w:proofErr w:type="spellEnd"/>
+            <w:r>
+              <w:rPr>
+                <w:rFonts w:ascii="Times New Roman" w:hAnsi="Times New Roman" w:cs="Times New Roman"/>
+                <w:sz w:val="24"/>
+                <w:szCs w:val="24"/>
+              </w:rPr>
+              <w:t xml:space="preserve"> </w:t>
+            </w:r>
+            <w:proofErr w:type="spellStart"/>
+            <w:r>
+              <w:rPr>
+                <w:rFonts w:ascii="Times New Roman" w:hAnsi="Times New Roman" w:cs="Times New Roman"/>
+                <w:sz w:val="24"/>
+                <w:szCs w:val="24"/>
+              </w:rPr>
+              <w:t>ketemu</w:t>
+            </w:r>
+            <w:proofErr w:type="spellEnd"/>
+            <w:r>
+              <w:rPr>
+                <w:rFonts w:ascii="Times New Roman" w:hAnsi="Times New Roman" w:cs="Times New Roman"/>
+                <w:sz w:val="24"/>
+                <w:szCs w:val="24"/>
+              </w:rPr>
+              <w:t xml:space="preserve"> orang-orang.</w:t>
+            </w:r>
+          </w:p>
+        </w:tc>
+      </w:tr>
+      <w:tr>
+        <w:tc>
+          <w:tcPr>
+            <w:tcW w:w="9016" w:type="dxa"/>
+          </w:tcPr>
+          <w:p>
+            <w:pPr>
+              <w:jc w:val="both"/>
+              <w:rPr>
+                <w:rFonts w:ascii="Times New Roman" w:hAnsi="Times New Roman" w:cs="Times New Roman"/>
+                <w:sz w:val="24"/>
+                <w:szCs w:val="24"/>
+              </w:rPr>
+            </w:pPr>
+            <w:r>
+              <w:rPr>
+                <w:rFonts w:ascii="Times New Roman" w:hAnsi="Times New Roman" w:cs="Times New Roman"/>
+                <w:sz w:val="24"/>
+                <w:szCs w:val="24"/>
+              </w:rPr>
+              <w:t xml:space="preserve">A (After): </w:t>
+            </w:r>
+            <w:proofErr w:type="spellStart"/>
+            <w:r>
+              <w:rPr>
+                <w:rFonts w:ascii="Times New Roman" w:hAnsi="Times New Roman" w:cs="Times New Roman"/>
+                <w:sz w:val="24"/>
+                <w:szCs w:val="24"/>
+              </w:rPr>
+              <w:t>Tapi</w:t>
+            </w:r>
+            <w:proofErr w:type="spellEnd"/>
+            <w:r>
+              <w:rPr>
+                <w:rFonts w:ascii="Times New Roman" w:hAnsi="Times New Roman" w:cs="Times New Roman"/>
+                <w:sz w:val="24"/>
+                <w:szCs w:val="24"/>
+              </w:rPr>
+              <w:t xml:space="preserve"> </w:t>
+            </w:r>
+            <w:proofErr w:type="spellStart"/>
+            <w:r>
+              <w:rPr>
+                <w:rFonts w:ascii="Times New Roman" w:hAnsi="Times New Roman" w:cs="Times New Roman"/>
+                <w:sz w:val="24"/>
+                <w:szCs w:val="24"/>
+              </w:rPr>
+              <w:t>setelah</w:t>
+            </w:r>
+            <w:proofErr w:type="spellEnd"/>
+            <w:r>
+              <w:rPr>
+                <w:rFonts w:ascii="Times New Roman" w:hAnsi="Times New Roman" w:cs="Times New Roman"/>
+                <w:sz w:val="24"/>
+                <w:szCs w:val="24"/>
+              </w:rPr>
+              <w:t xml:space="preserve"> </w:t>
+            </w:r>
+            <w:proofErr w:type="spellStart"/>
+            <w:r>
+              <w:rPr>
+                <w:rFonts w:ascii="Times New Roman" w:hAnsi="Times New Roman" w:cs="Times New Roman"/>
+                <w:sz w:val="24"/>
+                <w:szCs w:val="24"/>
+              </w:rPr>
+              <w:t>nyobain</w:t>
+            </w:r>
+            <w:proofErr w:type="spellEnd"/>
+            <w:r>
+              <w:rPr>
+                <w:rFonts w:ascii="Times New Roman" w:hAnsi="Times New Roman" w:cs="Times New Roman"/>
+                <w:sz w:val="24"/>
+                <w:szCs w:val="24"/>
+              </w:rPr>
+              <w:t xml:space="preserve"> </w:t>
+            </w:r>
+            <w:proofErr w:type="spellStart"/>
+            <w:r>
+              <w:rPr>
+                <w:rFonts w:ascii="Times New Roman" w:hAnsi="Times New Roman" w:cs="Times New Roman"/>
+                <w:sz w:val="24"/>
+                <w:szCs w:val="24"/>
+              </w:rPr>
+              <w:t>pelembab</w:t>
+            </w:r>
+            <w:proofErr w:type="spellEnd"/>
+            <w:r>
+              <w:rPr>
+                <w:rFonts w:ascii="Times New Roman" w:hAnsi="Times New Roman" w:cs="Times New Roman"/>
+                <w:sz w:val="24"/>
+                <w:szCs w:val="24"/>
+              </w:rPr>
+              <w:t xml:space="preserve"> yang </w:t>
+            </w:r>
+            <w:proofErr w:type="spellStart"/>
+            <w:r>
+              <w:rPr>
+                <w:rFonts w:ascii="Times New Roman" w:hAnsi="Times New Roman" w:cs="Times New Roman"/>
+                <w:sz w:val="24"/>
+                <w:szCs w:val="24"/>
+              </w:rPr>
+              <w:t>ini</w:t>
+            </w:r>
+            <w:proofErr w:type="spellEnd"/>
+            <w:r>
+              <w:rPr>
+                <w:rFonts w:ascii="Times New Roman" w:hAnsi="Times New Roman" w:cs="Times New Roman"/>
+                <w:sz w:val="24"/>
+                <w:szCs w:val="24"/>
+              </w:rPr>
+              <w:t xml:space="preserve">, </w:t>
+            </w:r>
+            <w:proofErr w:type="spellStart"/>
+            <w:r>
+              <w:rPr>
+                <w:rFonts w:ascii="Times New Roman" w:hAnsi="Times New Roman" w:cs="Times New Roman"/>
+                <w:sz w:val="24"/>
+                <w:szCs w:val="24"/>
+              </w:rPr>
+              <w:t>bisa</w:t>
+            </w:r>
+            <w:proofErr w:type="spellEnd"/>
+            <w:r>
+              <w:rPr>
+                <w:rFonts w:ascii="Times New Roman" w:hAnsi="Times New Roman" w:cs="Times New Roman"/>
+                <w:sz w:val="24"/>
+                <w:szCs w:val="24"/>
+              </w:rPr>
+              <w:t xml:space="preserve"> </w:t>
+            </w:r>
+            <w:proofErr w:type="spellStart"/>
+            <w:r>
+              <w:rPr>
+                <w:rFonts w:ascii="Times New Roman" w:hAnsi="Times New Roman" w:cs="Times New Roman"/>
+                <w:sz w:val="24"/>
+                <w:szCs w:val="24"/>
+              </w:rPr>
+              <w:t>pakai</w:t>
+            </w:r>
+            <w:proofErr w:type="spellEnd"/>
+            <w:r>
+              <w:rPr>
+                <w:rFonts w:ascii="Times New Roman" w:hAnsi="Times New Roman" w:cs="Times New Roman"/>
+                <w:sz w:val="24"/>
+                <w:szCs w:val="24"/>
+              </w:rPr>
+              <w:t xml:space="preserve"> moisturizer </w:t>
+            </w:r>
+            <w:proofErr w:type="spellStart"/>
+            <w:r>
+              <w:rPr>
+                <w:rFonts w:ascii="Times New Roman" w:hAnsi="Times New Roman" w:cs="Times New Roman"/>
+                <w:sz w:val="24"/>
+                <w:szCs w:val="24"/>
+              </w:rPr>
+              <w:t>tiap</w:t>
+            </w:r>
+            <w:proofErr w:type="spellEnd"/>
+            <w:r>
+              <w:rPr>
+                <w:rFonts w:ascii="Times New Roman" w:hAnsi="Times New Roman" w:cs="Times New Roman"/>
+                <w:sz w:val="24"/>
+                <w:szCs w:val="24"/>
+              </w:rPr>
+              <w:t xml:space="preserve"> </w:t>
+            </w:r>
+            <w:proofErr w:type="spellStart"/>
+            <w:r>
+              <w:rPr>
+                <w:rFonts w:ascii="Times New Roman" w:hAnsi="Times New Roman" w:cs="Times New Roman"/>
+                <w:sz w:val="24"/>
+                <w:szCs w:val="24"/>
+              </w:rPr>
+              <w:t>pagi</w:t>
+            </w:r>
+            <w:proofErr w:type="spellEnd"/>
+            <w:r>
+              <w:rPr>
+                <w:rFonts w:ascii="Times New Roman" w:hAnsi="Times New Roman" w:cs="Times New Roman"/>
+                <w:sz w:val="24"/>
+                <w:szCs w:val="24"/>
+              </w:rPr>
+              <w:t xml:space="preserve"> </w:t>
+            </w:r>
+            <w:proofErr w:type="spellStart"/>
+            <w:r>
+              <w:rPr>
+                <w:rFonts w:ascii="Times New Roman" w:hAnsi="Times New Roman" w:cs="Times New Roman"/>
+                <w:sz w:val="24"/>
+                <w:szCs w:val="24"/>
+              </w:rPr>
+              <w:t>tanpa</w:t>
+            </w:r>
+            <w:proofErr w:type="spellEnd"/>
+            <w:r>
+              <w:rPr>
+                <w:rFonts w:ascii="Times New Roman" w:hAnsi="Times New Roman" w:cs="Times New Roman"/>
+                <w:sz w:val="24"/>
+                <w:szCs w:val="24"/>
+              </w:rPr>
+              <w:t xml:space="preserve"> </w:t>
+            </w:r>
+            <w:proofErr w:type="spellStart"/>
+            <w:r>
+              <w:rPr>
+                <w:rFonts w:ascii="Times New Roman" w:hAnsi="Times New Roman" w:cs="Times New Roman"/>
+                <w:sz w:val="24"/>
+                <w:szCs w:val="24"/>
+              </w:rPr>
+              <w:t>takut</w:t>
+            </w:r>
+            <w:proofErr w:type="spellEnd"/>
+            <w:r>
+              <w:rPr>
+                <w:rFonts w:ascii="Times New Roman" w:hAnsi="Times New Roman" w:cs="Times New Roman"/>
+                <w:sz w:val="24"/>
+                <w:szCs w:val="24"/>
+              </w:rPr>
+              <w:t xml:space="preserve"> </w:t>
+            </w:r>
+            <w:proofErr w:type="spellStart"/>
+            <w:r>
+              <w:rPr>
+                <w:rFonts w:ascii="Times New Roman" w:hAnsi="Times New Roman" w:cs="Times New Roman"/>
+                <w:sz w:val="24"/>
+                <w:szCs w:val="24"/>
+              </w:rPr>
+              <w:t>muka</w:t>
+            </w:r>
+            <w:proofErr w:type="spellEnd"/>
+            <w:r>
+              <w:rPr>
+                <w:rFonts w:ascii="Times New Roman" w:hAnsi="Times New Roman" w:cs="Times New Roman"/>
+                <w:sz w:val="24"/>
+                <w:szCs w:val="24"/>
+              </w:rPr>
+              <w:t xml:space="preserve"> </w:t>
+            </w:r>
+            <w:proofErr w:type="spellStart"/>
+            <w:r>
+              <w:rPr>
+                <w:rFonts w:ascii="Times New Roman" w:hAnsi="Times New Roman" w:cs="Times New Roman"/>
+                <w:sz w:val="24"/>
+                <w:szCs w:val="24"/>
+              </w:rPr>
+              <w:t>jadi</w:t>
+            </w:r>
+            <w:proofErr w:type="spellEnd"/>
+            <w:r>
+              <w:rPr>
+                <w:rFonts w:ascii="Times New Roman" w:hAnsi="Times New Roman" w:cs="Times New Roman"/>
+                <w:sz w:val="24"/>
+                <w:szCs w:val="24"/>
+              </w:rPr>
+              <w:t xml:space="preserve"> </w:t>
+            </w:r>
+            <w:proofErr w:type="spellStart"/>
+            <w:r>
+              <w:rPr>
+                <w:rFonts w:ascii="Times New Roman" w:hAnsi="Times New Roman" w:cs="Times New Roman"/>
+                <w:sz w:val="24"/>
+                <w:szCs w:val="24"/>
+              </w:rPr>
+              <w:t>kilap</w:t>
+            </w:r>
+            <w:proofErr w:type="spellEnd"/>
+            <w:r>
+              <w:rPr>
+                <w:rFonts w:ascii="Times New Roman" w:hAnsi="Times New Roman" w:cs="Times New Roman"/>
+                <w:sz w:val="24"/>
+                <w:szCs w:val="24"/>
+              </w:rPr>
+              <w:t xml:space="preserve"> pas meeting </w:t>
+            </w:r>
+            <w:proofErr w:type="spellStart"/>
+            <w:r>
+              <w:rPr>
+                <w:rFonts w:ascii="Times New Roman" w:hAnsi="Times New Roman" w:cs="Times New Roman"/>
+                <w:sz w:val="24"/>
+                <w:szCs w:val="24"/>
+              </w:rPr>
+              <w:t>atau</w:t>
+            </w:r>
+            <w:proofErr w:type="spellEnd"/>
+            <w:r>
+              <w:rPr>
+                <w:rFonts w:ascii="Times New Roman" w:hAnsi="Times New Roman" w:cs="Times New Roman"/>
+                <w:sz w:val="24"/>
+                <w:szCs w:val="24"/>
+              </w:rPr>
+              <w:t xml:space="preserve"> </w:t>
+            </w:r>
+            <w:proofErr w:type="spellStart"/>
+            <w:r>
+              <w:rPr>
+                <w:rFonts w:ascii="Times New Roman" w:hAnsi="Times New Roman" w:cs="Times New Roman"/>
+                <w:sz w:val="24"/>
+                <w:szCs w:val="24"/>
+              </w:rPr>
+              <w:t>aktivitas</w:t>
+            </w:r>
+            <w:proofErr w:type="spellEnd"/>
+            <w:r>
+              <w:rPr>
+                <w:rFonts w:ascii="Times New Roman" w:hAnsi="Times New Roman" w:cs="Times New Roman"/>
+                <w:sz w:val="24"/>
+                <w:szCs w:val="24"/>
+              </w:rPr>
+              <w:t xml:space="preserve"> </w:t>
+            </w:r>
+            <w:proofErr w:type="spellStart"/>
+            <w:r>
+              <w:rPr>
+                <w:rFonts w:ascii="Times New Roman" w:hAnsi="Times New Roman" w:cs="Times New Roman"/>
+                <w:sz w:val="24"/>
+                <w:szCs w:val="24"/>
+              </w:rPr>
+              <w:t>seharian</w:t>
+            </w:r>
+            <w:proofErr w:type="spellEnd"/>
+            <w:r>
+              <w:rPr>
+                <w:rFonts w:ascii="Times New Roman" w:hAnsi="Times New Roman" w:cs="Times New Roman"/>
+                <w:sz w:val="24"/>
+                <w:szCs w:val="24"/>
+              </w:rPr>
+              <w:t xml:space="preserve">. </w:t>
+            </w:r>
+            <w:proofErr w:type="spellStart"/>
+            <w:r>
+              <w:rPr>
+                <w:rFonts w:ascii="Times New Roman" w:hAnsi="Times New Roman" w:cs="Times New Roman"/>
+                <w:sz w:val="24"/>
+                <w:szCs w:val="24"/>
+              </w:rPr>
+              <w:t>Kulit</w:t>
+            </w:r>
+            <w:proofErr w:type="spellEnd"/>
+            <w:r>
+              <w:rPr>
+                <w:rFonts w:ascii="Times New Roman" w:hAnsi="Times New Roman" w:cs="Times New Roman"/>
+                <w:sz w:val="24"/>
+                <w:szCs w:val="24"/>
+              </w:rPr>
+              <w:t xml:space="preserve"> </w:t>
+            </w:r>
+            <w:proofErr w:type="spellStart"/>
+            <w:r>
+              <w:rPr>
+                <w:rFonts w:ascii="Times New Roman" w:hAnsi="Times New Roman" w:cs="Times New Roman"/>
+                <w:sz w:val="24"/>
+                <w:szCs w:val="24"/>
+              </w:rPr>
+              <w:t>terasa</w:t>
+            </w:r>
+            <w:proofErr w:type="spellEnd"/>
+            <w:r>
+              <w:rPr>
+                <w:rFonts w:ascii="Times New Roman" w:hAnsi="Times New Roman" w:cs="Times New Roman"/>
+                <w:sz w:val="24"/>
+                <w:szCs w:val="24"/>
+              </w:rPr>
+              <w:t xml:space="preserve"> </w:t>
+            </w:r>
+            <w:proofErr w:type="spellStart"/>
+            <w:r>
+              <w:rPr>
+                <w:rFonts w:ascii="Times New Roman" w:hAnsi="Times New Roman" w:cs="Times New Roman"/>
+                <w:sz w:val="24"/>
+                <w:szCs w:val="24"/>
+              </w:rPr>
+              <w:t>ringan</w:t>
+            </w:r>
+            <w:proofErr w:type="spellEnd"/>
+            <w:r>
+              <w:rPr>
+                <w:rFonts w:ascii="Times New Roman" w:hAnsi="Times New Roman" w:cs="Times New Roman"/>
+                <w:sz w:val="24"/>
+                <w:szCs w:val="24"/>
+              </w:rPr>
+              <w:t xml:space="preserve">, </w:t>
+            </w:r>
+            <w:proofErr w:type="spellStart"/>
+            <w:r>
+              <w:rPr>
+                <w:rFonts w:ascii="Times New Roman" w:hAnsi="Times New Roman" w:cs="Times New Roman"/>
+                <w:sz w:val="24"/>
+                <w:szCs w:val="24"/>
+              </w:rPr>
+              <w:t>tenang</w:t>
+            </w:r>
+            <w:proofErr w:type="spellEnd"/>
+            <w:r>
+              <w:rPr>
+                <w:rFonts w:ascii="Times New Roman" w:hAnsi="Times New Roman" w:cs="Times New Roman"/>
+                <w:sz w:val="24"/>
+                <w:szCs w:val="24"/>
+              </w:rPr>
+              <w:t xml:space="preserve">, </w:t>
+            </w:r>
+            <w:proofErr w:type="spellStart"/>
+            <w:r>
+              <w:rPr>
+                <w:rFonts w:ascii="Times New Roman" w:hAnsi="Times New Roman" w:cs="Times New Roman"/>
+                <w:sz w:val="24"/>
+                <w:szCs w:val="24"/>
+              </w:rPr>
+              <w:t>tetap</w:t>
+            </w:r>
+            <w:proofErr w:type="spellEnd"/>
+            <w:r>
+              <w:rPr>
+                <w:rFonts w:ascii="Times New Roman" w:hAnsi="Times New Roman" w:cs="Times New Roman"/>
+                <w:sz w:val="24"/>
+                <w:szCs w:val="24"/>
+              </w:rPr>
+              <w:t xml:space="preserve"> </w:t>
+            </w:r>
+            <w:proofErr w:type="spellStart"/>
+            <w:r>
+              <w:rPr>
+                <w:rFonts w:ascii="Times New Roman" w:hAnsi="Times New Roman" w:cs="Times New Roman"/>
+                <w:sz w:val="24"/>
+                <w:szCs w:val="24"/>
+              </w:rPr>
+              <w:t>terhidrasi</w:t>
+            </w:r>
+            <w:proofErr w:type="spellEnd"/>
+            <w:r>
+              <w:rPr>
+                <w:rFonts w:ascii="Times New Roman" w:hAnsi="Times New Roman" w:cs="Times New Roman"/>
+                <w:sz w:val="24"/>
+                <w:szCs w:val="24"/>
+              </w:rPr>
+              <w:t xml:space="preserve">, dan </w:t>
+            </w:r>
+            <w:proofErr w:type="spellStart"/>
+            <w:r>
+              <w:rPr>
+                <w:rFonts w:ascii="Times New Roman" w:hAnsi="Times New Roman" w:cs="Times New Roman"/>
+                <w:sz w:val="24"/>
+                <w:szCs w:val="24"/>
+              </w:rPr>
+              <w:t>pastinya</w:t>
+            </w:r>
+            <w:proofErr w:type="spellEnd"/>
+            <w:r>
+              <w:rPr>
+                <w:rFonts w:ascii="Times New Roman" w:hAnsi="Times New Roman" w:cs="Times New Roman"/>
+                <w:sz w:val="24"/>
+                <w:szCs w:val="24"/>
+              </w:rPr>
+              <w:t xml:space="preserve"> </w:t>
+            </w:r>
+            <w:proofErr w:type="spellStart"/>
+            <w:r>
+              <w:rPr>
+                <w:rFonts w:ascii="Times New Roman" w:hAnsi="Times New Roman" w:cs="Times New Roman"/>
+                <w:sz w:val="24"/>
+                <w:szCs w:val="24"/>
+              </w:rPr>
+              <w:t>jadi</w:t>
+            </w:r>
+            <w:proofErr w:type="spellEnd"/>
+            <w:r>
+              <w:rPr>
+                <w:rFonts w:ascii="Times New Roman" w:hAnsi="Times New Roman" w:cs="Times New Roman"/>
+                <w:sz w:val="24"/>
+                <w:szCs w:val="24"/>
+              </w:rPr>
+              <w:t xml:space="preserve"> </w:t>
+            </w:r>
+            <w:proofErr w:type="spellStart"/>
+            <w:r>
+              <w:rPr>
+                <w:rFonts w:ascii="Times New Roman" w:hAnsi="Times New Roman" w:cs="Times New Roman"/>
+                <w:sz w:val="24"/>
+                <w:szCs w:val="24"/>
+              </w:rPr>
+              <w:t>lebih</w:t>
+            </w:r>
+            <w:proofErr w:type="spellEnd"/>
+            <w:r>
+              <w:rPr>
+                <w:rFonts w:ascii="Times New Roman" w:hAnsi="Times New Roman" w:cs="Times New Roman"/>
+                <w:sz w:val="24"/>
+                <w:szCs w:val="24"/>
+              </w:rPr>
+              <w:t xml:space="preserve"> </w:t>
+            </w:r>
+            <w:proofErr w:type="spellStart"/>
+            <w:r>
+              <w:rPr>
+                <w:rFonts w:ascii="Times New Roman" w:hAnsi="Times New Roman" w:cs="Times New Roman"/>
+                <w:sz w:val="24"/>
+                <w:szCs w:val="24"/>
+              </w:rPr>
+              <w:t>pede</w:t>
+            </w:r>
+            <w:proofErr w:type="spellEnd"/>
+            <w:r>
+              <w:rPr>
+                <w:rFonts w:ascii="Times New Roman" w:hAnsi="Times New Roman" w:cs="Times New Roman"/>
+                <w:sz w:val="24"/>
+                <w:szCs w:val="24"/>
+              </w:rPr>
+              <w:t>!</w:t>
+            </w:r>
+          </w:p>
+        </w:tc>
+      </w:tr>
+      <w:tr>
+        <w:tc>
+          <w:tcPr>
+            <w:tcW w:w="9016" w:type="dxa"/>
+          </w:tcPr>
+          <w:p>
+            <w:pPr>
+              <w:jc w:val="both"/>
+              <w:rPr>
+                <w:rFonts w:ascii="Times New Roman" w:hAnsi="Times New Roman" w:cs="Times New Roman"/>
+                <w:sz w:val="24"/>
+                <w:szCs w:val="24"/>
+              </w:rPr>
+            </w:pPr>
+            <w:r>
+              <w:rPr>
+                <w:rFonts w:ascii="Times New Roman" w:hAnsi="Times New Roman" w:cs="Times New Roman"/>
+                <w:sz w:val="24"/>
+                <w:szCs w:val="24"/>
+              </w:rPr>
+              <w:t xml:space="preserve">B (Bridge): </w:t>
+            </w:r>
+            <w:r>
+              <w:rPr>
+                <w:rFonts w:ascii="Times New Roman" w:hAnsi="Times New Roman" w:cs="Times New Roman"/>
+                <w:sz w:val="24"/>
+                <w:szCs w:val="24"/>
+              </w:rPr>
+              <w:t xml:space="preserve">Benton Aloe Propolis </w:t>
+            </w:r>
+            <w:proofErr w:type="spellStart"/>
+            <w:r>
+              <w:rPr>
+                <w:rFonts w:ascii="Times New Roman" w:hAnsi="Times New Roman" w:cs="Times New Roman"/>
+                <w:sz w:val="24"/>
+                <w:szCs w:val="24"/>
+              </w:rPr>
+              <w:t>solusinya</w:t>
+            </w:r>
+            <w:proofErr w:type="spellEnd"/>
+            <w:r>
+              <w:rPr>
+                <w:rFonts w:ascii="Times New Roman" w:hAnsi="Times New Roman" w:cs="Times New Roman"/>
+                <w:sz w:val="24"/>
+                <w:szCs w:val="24"/>
+              </w:rPr>
+              <w:t xml:space="preserve">. </w:t>
+            </w:r>
+            <w:proofErr w:type="spellStart"/>
+            <w:r>
+              <w:rPr>
+                <w:rFonts w:ascii="Times New Roman" w:hAnsi="Times New Roman" w:cs="Times New Roman"/>
+                <w:sz w:val="24"/>
+                <w:szCs w:val="24"/>
+              </w:rPr>
+              <w:t>Pelembab</w:t>
+            </w:r>
+            <w:proofErr w:type="spellEnd"/>
+            <w:r>
+              <w:rPr>
+                <w:rFonts w:ascii="Times New Roman" w:hAnsi="Times New Roman" w:cs="Times New Roman"/>
+                <w:sz w:val="24"/>
+                <w:szCs w:val="24"/>
+              </w:rPr>
+              <w:t xml:space="preserve"> </w:t>
+            </w:r>
+            <w:proofErr w:type="spellStart"/>
+            <w:r>
+              <w:rPr>
+                <w:rFonts w:ascii="Times New Roman" w:hAnsi="Times New Roman" w:cs="Times New Roman"/>
+                <w:sz w:val="24"/>
+                <w:szCs w:val="24"/>
+              </w:rPr>
+              <w:t>berbasis</w:t>
+            </w:r>
+            <w:proofErr w:type="spellEnd"/>
+            <w:r>
+              <w:rPr>
+                <w:rFonts w:ascii="Times New Roman" w:hAnsi="Times New Roman" w:cs="Times New Roman"/>
+                <w:sz w:val="24"/>
+                <w:szCs w:val="24"/>
+              </w:rPr>
+              <w:t xml:space="preserve"> air </w:t>
+            </w:r>
+            <w:proofErr w:type="spellStart"/>
+            <w:r>
+              <w:rPr>
+                <w:rFonts w:ascii="Times New Roman" w:hAnsi="Times New Roman" w:cs="Times New Roman"/>
+                <w:sz w:val="24"/>
+                <w:szCs w:val="24"/>
+              </w:rPr>
+              <w:t>dengan</w:t>
+            </w:r>
+            <w:proofErr w:type="spellEnd"/>
+            <w:r>
+              <w:rPr>
+                <w:rFonts w:ascii="Times New Roman" w:hAnsi="Times New Roman" w:cs="Times New Roman"/>
+                <w:sz w:val="24"/>
+                <w:szCs w:val="24"/>
+              </w:rPr>
+              <w:t xml:space="preserve"> 80% jus </w:t>
+            </w:r>
+            <w:proofErr w:type="spellStart"/>
+            <w:r>
+              <w:rPr>
+                <w:rFonts w:ascii="Times New Roman" w:hAnsi="Times New Roman" w:cs="Times New Roman"/>
+                <w:sz w:val="24"/>
+                <w:szCs w:val="24"/>
+              </w:rPr>
+              <w:t>daun</w:t>
+            </w:r>
+            <w:proofErr w:type="spellEnd"/>
+            <w:r>
+              <w:rPr>
+                <w:rFonts w:ascii="Times New Roman" w:hAnsi="Times New Roman" w:cs="Times New Roman"/>
+                <w:sz w:val="24"/>
+                <w:szCs w:val="24"/>
+              </w:rPr>
+              <w:t xml:space="preserve"> </w:t>
+            </w:r>
+            <w:proofErr w:type="spellStart"/>
+            <w:r>
+              <w:rPr>
+                <w:rFonts w:ascii="Times New Roman" w:hAnsi="Times New Roman" w:cs="Times New Roman"/>
+                <w:sz w:val="24"/>
+                <w:szCs w:val="24"/>
+              </w:rPr>
+              <w:t>lidah</w:t>
+            </w:r>
+            <w:proofErr w:type="spellEnd"/>
+            <w:r>
+              <w:rPr>
+                <w:rFonts w:ascii="Times New Roman" w:hAnsi="Times New Roman" w:cs="Times New Roman"/>
+                <w:sz w:val="24"/>
+                <w:szCs w:val="24"/>
+              </w:rPr>
+              <w:t xml:space="preserve"> </w:t>
+            </w:r>
+            <w:proofErr w:type="spellStart"/>
+            <w:r>
+              <w:rPr>
+                <w:rFonts w:ascii="Times New Roman" w:hAnsi="Times New Roman" w:cs="Times New Roman"/>
+                <w:sz w:val="24"/>
+                <w:szCs w:val="24"/>
+              </w:rPr>
+              <w:t>buaya</w:t>
+            </w:r>
+            <w:proofErr w:type="spellEnd"/>
+            <w:r>
+              <w:rPr>
+                <w:rFonts w:ascii="Times New Roman" w:hAnsi="Times New Roman" w:cs="Times New Roman"/>
+                <w:sz w:val="24"/>
+                <w:szCs w:val="24"/>
+              </w:rPr>
+              <w:t xml:space="preserve"> dan 10% </w:t>
+            </w:r>
+            <w:proofErr w:type="spellStart"/>
+            <w:r>
+              <w:rPr>
+                <w:rFonts w:ascii="Times New Roman" w:hAnsi="Times New Roman" w:cs="Times New Roman"/>
+                <w:sz w:val="24"/>
+                <w:szCs w:val="24"/>
+              </w:rPr>
+              <w:t>ekstrak</w:t>
+            </w:r>
+            <w:proofErr w:type="spellEnd"/>
+            <w:r>
+              <w:rPr>
+                <w:rFonts w:ascii="Times New Roman" w:hAnsi="Times New Roman" w:cs="Times New Roman"/>
+                <w:sz w:val="24"/>
+                <w:szCs w:val="24"/>
+              </w:rPr>
+              <w:t xml:space="preserve"> propolis — yang </w:t>
+            </w:r>
+            <w:proofErr w:type="spellStart"/>
+            <w:r>
+              <w:rPr>
+                <w:rFonts w:ascii="Times New Roman" w:hAnsi="Times New Roman" w:cs="Times New Roman"/>
+                <w:sz w:val="24"/>
+                <w:szCs w:val="24"/>
+              </w:rPr>
+              <w:t>bikin</w:t>
+            </w:r>
+            <w:proofErr w:type="spellEnd"/>
+            <w:r>
+              <w:rPr>
+                <w:rFonts w:ascii="Times New Roman" w:hAnsi="Times New Roman" w:cs="Times New Roman"/>
+                <w:sz w:val="24"/>
+                <w:szCs w:val="24"/>
+              </w:rPr>
+              <w:t xml:space="preserve"> </w:t>
+            </w:r>
+            <w:proofErr w:type="spellStart"/>
+            <w:r>
+              <w:rPr>
+                <w:rFonts w:ascii="Times New Roman" w:hAnsi="Times New Roman" w:cs="Times New Roman"/>
+                <w:sz w:val="24"/>
+                <w:szCs w:val="24"/>
+              </w:rPr>
+              <w:t>kulit</w:t>
+            </w:r>
+            <w:proofErr w:type="spellEnd"/>
+            <w:r>
+              <w:rPr>
+                <w:rFonts w:ascii="Times New Roman" w:hAnsi="Times New Roman" w:cs="Times New Roman"/>
+                <w:sz w:val="24"/>
+                <w:szCs w:val="24"/>
+              </w:rPr>
+              <w:t xml:space="preserve"> </w:t>
+            </w:r>
+            <w:proofErr w:type="spellStart"/>
+            <w:r>
+              <w:rPr>
+                <w:rFonts w:ascii="Times New Roman" w:hAnsi="Times New Roman" w:cs="Times New Roman"/>
+                <w:sz w:val="24"/>
+                <w:szCs w:val="24"/>
+              </w:rPr>
+              <w:t>lebih</w:t>
+            </w:r>
+            <w:proofErr w:type="spellEnd"/>
+            <w:r>
+              <w:rPr>
+                <w:rFonts w:ascii="Times New Roman" w:hAnsi="Times New Roman" w:cs="Times New Roman"/>
+                <w:sz w:val="24"/>
+                <w:szCs w:val="24"/>
+              </w:rPr>
+              <w:t xml:space="preserve"> </w:t>
+            </w:r>
+            <w:proofErr w:type="spellStart"/>
+            <w:r>
+              <w:rPr>
+                <w:rFonts w:ascii="Times New Roman" w:hAnsi="Times New Roman" w:cs="Times New Roman"/>
+                <w:sz w:val="24"/>
+                <w:szCs w:val="24"/>
+              </w:rPr>
+              <w:t>tenang</w:t>
+            </w:r>
+            <w:proofErr w:type="spellEnd"/>
+            <w:r>
+              <w:rPr>
+                <w:rFonts w:ascii="Times New Roman" w:hAnsi="Times New Roman" w:cs="Times New Roman"/>
+                <w:sz w:val="24"/>
+                <w:szCs w:val="24"/>
+              </w:rPr>
+              <w:t xml:space="preserve"> </w:t>
+            </w:r>
+            <w:proofErr w:type="spellStart"/>
+            <w:r>
+              <w:rPr>
+                <w:rFonts w:ascii="Times New Roman" w:hAnsi="Times New Roman" w:cs="Times New Roman"/>
+                <w:sz w:val="24"/>
+                <w:szCs w:val="24"/>
+              </w:rPr>
+              <w:t>tanpa</w:t>
+            </w:r>
+            <w:proofErr w:type="spellEnd"/>
+            <w:r>
+              <w:rPr>
+                <w:rFonts w:ascii="Times New Roman" w:hAnsi="Times New Roman" w:cs="Times New Roman"/>
+                <w:sz w:val="24"/>
+                <w:szCs w:val="24"/>
+              </w:rPr>
+              <w:t xml:space="preserve"> rasa </w:t>
+            </w:r>
+            <w:proofErr w:type="spellStart"/>
+            <w:r>
+              <w:rPr>
+                <w:rFonts w:ascii="Times New Roman" w:hAnsi="Times New Roman" w:cs="Times New Roman"/>
+                <w:sz w:val="24"/>
+                <w:szCs w:val="24"/>
+              </w:rPr>
+              <w:t>berat</w:t>
+            </w:r>
+            <w:proofErr w:type="spellEnd"/>
+            <w:r>
+              <w:rPr>
+                <w:rFonts w:ascii="Times New Roman" w:hAnsi="Times New Roman" w:cs="Times New Roman"/>
+                <w:sz w:val="24"/>
+                <w:szCs w:val="24"/>
+              </w:rPr>
+              <w:t>.</w:t>
+            </w:r>
+          </w:p>
+        </w:tc>
+      </w:tr>
+    </w:tbl>
+    <w:p>
+      <w:pPr>
+        <w:jc w:val="both"/>
+        <w:rPr>
+          <w:rFonts w:ascii="Times New Roman" w:hAnsi="Times New Roman" w:cs="Times New Roman"/>
+          <w:sz w:val="24"/>
+          <w:szCs w:val="24"/>
+        </w:rPr>
+      </w:pPr>
+    </w:p>
+    <w:p>
+      <w:pPr>
+        <w:jc w:val="both"/>
+        <w:rPr>
+          <w:rFonts w:ascii="Times New Roman" w:hAnsi="Times New Roman" w:cs="Times New Roman"/>
+          <w:b/>
+          <w:bCs/>
+          <w:sz w:val="24"/>
+          <w:szCs w:val="24"/>
+        </w:rPr>
+      </w:pPr>
+      <w:r>
+        <w:rPr>
+          <w:rFonts w:ascii="Times New Roman" w:hAnsi="Times New Roman" w:cs="Times New Roman"/>
+          <w:b/>
+          <w:bCs/>
+          <w:sz w:val="24"/>
+          <w:szCs w:val="24"/>
+        </w:rPr>
+        <w:lastRenderedPageBreak/>
+        <w:t xml:space="preserve">Ads </w:t>
+      </w:r>
+      <w:proofErr w:type="spellStart"/>
+      <w:r>
+        <w:rPr>
+          <w:rFonts w:ascii="Times New Roman" w:hAnsi="Times New Roman" w:cs="Times New Roman"/>
+          <w:b/>
+          <w:bCs/>
+          <w:sz w:val="24"/>
+          <w:szCs w:val="24"/>
+        </w:rPr>
+        <w:t>pengharum</w:t>
+      </w:r>
+      <w:proofErr w:type="spellEnd"/>
+      <w:r>
+        <w:rPr>
+          <w:rFonts w:ascii="Times New Roman" w:hAnsi="Times New Roman" w:cs="Times New Roman"/>
+          <w:b/>
+          <w:bCs/>
+          <w:sz w:val="24"/>
+          <w:szCs w:val="24"/>
+        </w:rPr>
+        <w:t xml:space="preserve"> </w:t>
+      </w:r>
+      <w:proofErr w:type="spellStart"/>
+      <w:r>
+        <w:rPr>
+          <w:rFonts w:ascii="Times New Roman" w:hAnsi="Times New Roman" w:cs="Times New Roman"/>
+          <w:b/>
+          <w:bCs/>
+          <w:sz w:val="24"/>
+          <w:szCs w:val="24"/>
+        </w:rPr>
+        <w:t>ruangan</w:t>
+      </w:r>
+      <w:proofErr w:type="spellEnd"/>
+      <w:r>
+        <w:rPr>
+          <w:rFonts w:ascii="Times New Roman" w:hAnsi="Times New Roman" w:cs="Times New Roman"/>
+          <w:b/>
+          <w:bCs/>
+          <w:sz w:val="24"/>
+          <w:szCs w:val="24"/>
+        </w:rPr>
+        <w:t xml:space="preserve"> stick, </w:t>
+      </w:r>
+      <w:proofErr w:type="spellStart"/>
+      <w:r>
+        <w:rPr>
+          <w:rFonts w:ascii="Times New Roman" w:hAnsi="Times New Roman" w:cs="Times New Roman"/>
+          <w:b/>
+          <w:bCs/>
+          <w:sz w:val="24"/>
+          <w:szCs w:val="24"/>
+        </w:rPr>
+        <w:t>Findense</w:t>
+      </w:r>
+      <w:proofErr w:type="spellEnd"/>
+      <w:r>
+        <w:rPr>
+          <w:rFonts w:ascii="Times New Roman" w:hAnsi="Times New Roman" w:cs="Times New Roman"/>
+          <w:b/>
+          <w:bCs/>
+          <w:sz w:val="24"/>
+          <w:szCs w:val="24"/>
+        </w:rPr>
+        <w:t xml:space="preserve"> Reed Diffuser</w:t>
+      </w:r>
+      <w:r>
+        <w:rPr>
+          <w:rFonts w:ascii="Times New Roman" w:hAnsi="Times New Roman" w:cs="Times New Roman"/>
+          <w:b/>
+          <w:bCs/>
+          <w:sz w:val="24"/>
+          <w:szCs w:val="24"/>
+        </w:rPr>
+        <w:t>.</w:t>
+      </w:r>
+    </w:p>
+    <w:p>
+      <w:pPr>
+        <w:jc w:val="both"/>
+        <w:rPr>
+          <w:rFonts w:ascii="Times New Roman" w:hAnsi="Times New Roman" w:cs="Times New Roman"/>
+          <w:b/>
+          <w:bCs/>
+          <w:sz w:val="24"/>
+          <w:szCs w:val="24"/>
+        </w:rPr>
+      </w:pPr>
+      <w:r>
+        <w:rPr>
+          <w:rFonts w:ascii="Times New Roman" w:hAnsi="Times New Roman" w:cs="Times New Roman"/>
+          <w:b/>
+          <w:bCs/>
+          <w:sz w:val="24"/>
+          <w:szCs w:val="24"/>
+        </w:rPr>
+        <w:t xml:space="preserve">Target: orang yang </w:t>
+      </w:r>
+      <w:proofErr w:type="spellStart"/>
+      <w:r>
+        <w:rPr>
+          <w:rFonts w:ascii="Times New Roman" w:hAnsi="Times New Roman" w:cs="Times New Roman"/>
+          <w:b/>
+          <w:bCs/>
+          <w:sz w:val="24"/>
+          <w:szCs w:val="24"/>
+        </w:rPr>
+        <w:t>suka</w:t>
+      </w:r>
+      <w:proofErr w:type="spellEnd"/>
+      <w:r>
+        <w:rPr>
+          <w:rFonts w:ascii="Times New Roman" w:hAnsi="Times New Roman" w:cs="Times New Roman"/>
+          <w:b/>
+          <w:bCs/>
+          <w:sz w:val="24"/>
+          <w:szCs w:val="24"/>
+        </w:rPr>
+        <w:t xml:space="preserve"> </w:t>
+      </w:r>
+      <w:proofErr w:type="spellStart"/>
+      <w:r>
+        <w:rPr>
+          <w:rFonts w:ascii="Times New Roman" w:hAnsi="Times New Roman" w:cs="Times New Roman"/>
+          <w:b/>
+          <w:bCs/>
+          <w:sz w:val="24"/>
+          <w:szCs w:val="24"/>
+        </w:rPr>
+        <w:t>wangi-wangian</w:t>
+      </w:r>
+      <w:proofErr w:type="spellEnd"/>
+      <w:r>
+        <w:rPr>
+          <w:rFonts w:ascii="Times New Roman" w:hAnsi="Times New Roman" w:cs="Times New Roman"/>
+          <w:b/>
+          <w:bCs/>
+          <w:sz w:val="24"/>
+          <w:szCs w:val="24"/>
+        </w:rPr>
+        <w:t>.</w:t>
+      </w:r>
+    </w:p>
+    <w:p>
+      <w:pPr>
+        <w:jc w:val="both"/>
+        <w:rPr>
+          <w:rFonts w:ascii="Times New Roman" w:hAnsi="Times New Roman" w:cs="Times New Roman"/>
+          <w:sz w:val="24"/>
+          <w:szCs w:val="24"/>
+        </w:rPr>
+      </w:pPr>
+      <w:proofErr w:type="spellStart"/>
+      <w:r>
+        <w:rPr>
+          <w:rFonts w:ascii="Times New Roman" w:hAnsi="Times New Roman" w:cs="Times New Roman"/>
+          <w:sz w:val="24"/>
+          <w:szCs w:val="24"/>
+          <w:highlight w:val="yellow"/>
+        </w:rPr>
+        <w:t>Metode</w:t>
+      </w:r>
+      <w:proofErr w:type="spellEnd"/>
+      <w:r>
+        <w:rPr>
+          <w:rFonts w:ascii="Times New Roman" w:hAnsi="Times New Roman" w:cs="Times New Roman"/>
+          <w:sz w:val="24"/>
+          <w:szCs w:val="24"/>
+          <w:highlight w:val="yellow"/>
+        </w:rPr>
+        <w:t>: FAB (Features, Advantages, Benefits)</w:t>
+      </w:r>
+    </w:p>
+    <w:p>
+      <w:pPr>
+        <w:jc w:val="both"/>
+        <w:rPr>
+          <w:rFonts w:ascii="Times New Roman" w:hAnsi="Times New Roman" w:cs="Times New Roman"/>
+          <w:sz w:val="24"/>
+          <w:szCs w:val="24"/>
+        </w:rPr>
+      </w:pPr>
+      <w:r>
+        <w:rPr>
+          <w:rFonts w:ascii="Times New Roman" w:hAnsi="Times New Roman" w:cs="Times New Roman"/>
+          <w:sz w:val="24"/>
+          <w:szCs w:val="24"/>
+          <w:highlight w:val="green"/>
+        </w:rPr>
+        <w:t xml:space="preserve">Headline: Kecil </w:t>
+      </w:r>
+      <w:proofErr w:type="spellStart"/>
+      <w:r>
+        <w:rPr>
+          <w:rFonts w:ascii="Times New Roman" w:hAnsi="Times New Roman" w:cs="Times New Roman"/>
+          <w:sz w:val="24"/>
+          <w:szCs w:val="24"/>
+          <w:highlight w:val="green"/>
+        </w:rPr>
+        <w:t>tapi</w:t>
+      </w:r>
+      <w:proofErr w:type="spellEnd"/>
+      <w:r>
+        <w:rPr>
+          <w:rFonts w:ascii="Times New Roman" w:hAnsi="Times New Roman" w:cs="Times New Roman"/>
+          <w:sz w:val="24"/>
+          <w:szCs w:val="24"/>
+          <w:highlight w:val="green"/>
+        </w:rPr>
+        <w:t xml:space="preserve"> </w:t>
+      </w:r>
+      <w:proofErr w:type="spellStart"/>
+      <w:r>
+        <w:rPr>
+          <w:rFonts w:ascii="Times New Roman" w:hAnsi="Times New Roman" w:cs="Times New Roman"/>
+          <w:sz w:val="24"/>
+          <w:szCs w:val="24"/>
+          <w:highlight w:val="green"/>
+        </w:rPr>
+        <w:t>bikin</w:t>
+      </w:r>
+      <w:proofErr w:type="spellEnd"/>
+      <w:r>
+        <w:rPr>
+          <w:rFonts w:ascii="Times New Roman" w:hAnsi="Times New Roman" w:cs="Times New Roman"/>
+          <w:sz w:val="24"/>
+          <w:szCs w:val="24"/>
+          <w:highlight w:val="green"/>
+        </w:rPr>
+        <w:t xml:space="preserve"> </w:t>
+      </w:r>
+      <w:proofErr w:type="spellStart"/>
+      <w:r>
+        <w:rPr>
+          <w:rFonts w:ascii="Times New Roman" w:hAnsi="Times New Roman" w:cs="Times New Roman"/>
+          <w:sz w:val="24"/>
+          <w:szCs w:val="24"/>
+          <w:highlight w:val="green"/>
+        </w:rPr>
+        <w:t>wangi</w:t>
+      </w:r>
+      <w:proofErr w:type="spellEnd"/>
+      <w:r>
+        <w:rPr>
+          <w:rFonts w:ascii="Times New Roman" w:hAnsi="Times New Roman" w:cs="Times New Roman"/>
+          <w:sz w:val="24"/>
+          <w:szCs w:val="24"/>
+          <w:highlight w:val="green"/>
+        </w:rPr>
+        <w:t xml:space="preserve"> se-</w:t>
+      </w:r>
+      <w:proofErr w:type="spellStart"/>
+      <w:r>
+        <w:rPr>
+          <w:rFonts w:ascii="Times New Roman" w:hAnsi="Times New Roman" w:cs="Times New Roman"/>
+          <w:sz w:val="24"/>
+          <w:szCs w:val="24"/>
+          <w:highlight w:val="green"/>
+        </w:rPr>
+        <w:t>ruangan</w:t>
+      </w:r>
+      <w:proofErr w:type="spellEnd"/>
+      <w:r>
+        <w:rPr>
+          <w:rFonts w:ascii="Times New Roman" w:hAnsi="Times New Roman" w:cs="Times New Roman"/>
+          <w:sz w:val="24"/>
+          <w:szCs w:val="24"/>
+          <w:highlight w:val="green"/>
+        </w:rPr>
+        <w:t>!</w:t>
+      </w:r>
+    </w:p>
+    <w:tbl>
+      <w:tblPr>
+        <w:tblStyle w:val="TableGrid"/>
+        <w:tblW w:w="0" w:type="auto"/>
+        <w:tblLook w:val="04A0" w:firstRow="1" w:lastRow="0" w:firstColumn="1" w:lastColumn="0" w:noHBand="0" w:noVBand="1"/>
+      </w:tblPr>
+      <w:tblGrid>
+        <w:gridCol w:w="9016"/>
+      </w:tblGrid>
+      <w:tr>
+        <w:tc>
+          <w:tcPr>
+            <w:tcW w:w="9016" w:type="dxa"/>
+          </w:tcPr>
+          <w:p>
+            <w:pPr>
+              <w:jc w:val="both"/>
+              <w:rPr>
+                <w:rFonts w:ascii="Times New Roman" w:hAnsi="Times New Roman" w:cs="Times New Roman"/>
+                <w:sz w:val="24"/>
+                <w:szCs w:val="24"/>
+              </w:rPr>
+            </w:pPr>
+            <w:r>
+              <w:rPr>
+                <w:rFonts w:ascii="Times New Roman" w:hAnsi="Times New Roman" w:cs="Times New Roman"/>
+                <w:sz w:val="24"/>
+                <w:szCs w:val="24"/>
+              </w:rPr>
+              <w:t xml:space="preserve">F (Features): </w:t>
+            </w:r>
+            <w:proofErr w:type="spellStart"/>
+            <w:r>
+              <w:rPr>
+                <w:rFonts w:ascii="Times New Roman" w:hAnsi="Times New Roman" w:cs="Times New Roman"/>
+                <w:sz w:val="24"/>
+                <w:szCs w:val="24"/>
+              </w:rPr>
+              <w:t>Findense</w:t>
+            </w:r>
+            <w:proofErr w:type="spellEnd"/>
+            <w:r>
+              <w:rPr>
+                <w:rFonts w:ascii="Times New Roman" w:hAnsi="Times New Roman" w:cs="Times New Roman"/>
+                <w:sz w:val="24"/>
+                <w:szCs w:val="24"/>
+              </w:rPr>
+              <w:t xml:space="preserve"> Reed Diffuser 28ml </w:t>
+            </w:r>
+            <w:r>
+              <w:rPr>
+                <w:rFonts w:ascii="Times New Roman" w:hAnsi="Times New Roman" w:cs="Times New Roman"/>
+                <w:sz w:val="24"/>
+                <w:szCs w:val="24"/>
+              </w:rPr>
+              <w:t xml:space="preserve">— </w:t>
+            </w:r>
+            <w:proofErr w:type="spellStart"/>
+            <w:r>
+              <w:rPr>
+                <w:rFonts w:ascii="Times New Roman" w:hAnsi="Times New Roman" w:cs="Times New Roman"/>
+                <w:sz w:val="24"/>
+                <w:szCs w:val="24"/>
+              </w:rPr>
+              <w:t>pewangi</w:t>
+            </w:r>
+            <w:proofErr w:type="spellEnd"/>
+            <w:r>
+              <w:rPr>
+                <w:rFonts w:ascii="Times New Roman" w:hAnsi="Times New Roman" w:cs="Times New Roman"/>
+                <w:sz w:val="24"/>
+                <w:szCs w:val="24"/>
+              </w:rPr>
+              <w:t xml:space="preserve"> </w:t>
+            </w:r>
+            <w:proofErr w:type="spellStart"/>
+            <w:r>
+              <w:rPr>
+                <w:rFonts w:ascii="Times New Roman" w:hAnsi="Times New Roman" w:cs="Times New Roman"/>
+                <w:sz w:val="24"/>
+                <w:szCs w:val="24"/>
+              </w:rPr>
+              <w:t>ruangan</w:t>
+            </w:r>
+            <w:proofErr w:type="spellEnd"/>
+            <w:r>
+              <w:rPr>
+                <w:rFonts w:ascii="Times New Roman" w:hAnsi="Times New Roman" w:cs="Times New Roman"/>
+                <w:sz w:val="24"/>
+                <w:szCs w:val="24"/>
+              </w:rPr>
+              <w:t xml:space="preserve"> </w:t>
+            </w:r>
+            <w:proofErr w:type="spellStart"/>
+            <w:r>
+              <w:rPr>
+                <w:rFonts w:ascii="Times New Roman" w:hAnsi="Times New Roman" w:cs="Times New Roman"/>
+                <w:sz w:val="24"/>
+                <w:szCs w:val="24"/>
+              </w:rPr>
+              <w:t>berbasis</w:t>
+            </w:r>
+            <w:proofErr w:type="spellEnd"/>
+            <w:r>
+              <w:rPr>
+                <w:rFonts w:ascii="Times New Roman" w:hAnsi="Times New Roman" w:cs="Times New Roman"/>
+                <w:sz w:val="24"/>
+                <w:szCs w:val="24"/>
+              </w:rPr>
+              <w:t xml:space="preserve"> </w:t>
+            </w:r>
+            <w:proofErr w:type="spellStart"/>
+            <w:r>
+              <w:rPr>
+                <w:rFonts w:ascii="Times New Roman" w:hAnsi="Times New Roman" w:cs="Times New Roman"/>
+                <w:sz w:val="24"/>
+                <w:szCs w:val="24"/>
+              </w:rPr>
+              <w:t>stik</w:t>
+            </w:r>
+            <w:proofErr w:type="spellEnd"/>
+            <w:r>
+              <w:rPr>
+                <w:rFonts w:ascii="Times New Roman" w:hAnsi="Times New Roman" w:cs="Times New Roman"/>
+                <w:sz w:val="24"/>
+                <w:szCs w:val="24"/>
+              </w:rPr>
+              <w:t xml:space="preserve"> </w:t>
+            </w:r>
+            <w:proofErr w:type="spellStart"/>
+            <w:r>
+              <w:rPr>
+                <w:rFonts w:ascii="Times New Roman" w:hAnsi="Times New Roman" w:cs="Times New Roman"/>
+                <w:sz w:val="24"/>
+                <w:szCs w:val="24"/>
+              </w:rPr>
+              <w:t>dengan</w:t>
+            </w:r>
+            <w:proofErr w:type="spellEnd"/>
+            <w:r>
+              <w:rPr>
+                <w:rFonts w:ascii="Times New Roman" w:hAnsi="Times New Roman" w:cs="Times New Roman"/>
+                <w:sz w:val="24"/>
+                <w:szCs w:val="24"/>
+              </w:rPr>
+              <w:t xml:space="preserve"> aroma </w:t>
+            </w:r>
+            <w:proofErr w:type="spellStart"/>
+            <w:r>
+              <w:rPr>
+                <w:rFonts w:ascii="Times New Roman" w:hAnsi="Times New Roman" w:cs="Times New Roman"/>
+                <w:sz w:val="24"/>
+                <w:szCs w:val="24"/>
+              </w:rPr>
+              <w:t>b</w:t>
+            </w:r>
+            <w:r>
+              <w:rPr>
+                <w:rFonts w:ascii="Times New Roman" w:hAnsi="Times New Roman" w:cs="Times New Roman"/>
+                <w:sz w:val="24"/>
+                <w:szCs w:val="24"/>
+              </w:rPr>
+              <w:t>uah</w:t>
+            </w:r>
+            <w:proofErr w:type="spellEnd"/>
+            <w:r>
+              <w:rPr>
+                <w:rFonts w:ascii="Times New Roman" w:hAnsi="Times New Roman" w:cs="Times New Roman"/>
+                <w:sz w:val="24"/>
+                <w:szCs w:val="24"/>
+              </w:rPr>
+              <w:t xml:space="preserve"> </w:t>
+            </w:r>
+            <w:proofErr w:type="spellStart"/>
+            <w:r>
+              <w:rPr>
+                <w:rFonts w:ascii="Times New Roman" w:hAnsi="Times New Roman" w:cs="Times New Roman"/>
+                <w:sz w:val="24"/>
+                <w:szCs w:val="24"/>
+              </w:rPr>
+              <w:t>pir</w:t>
+            </w:r>
+            <w:proofErr w:type="spellEnd"/>
+            <w:r>
+              <w:rPr>
+                <w:rFonts w:ascii="Times New Roman" w:hAnsi="Times New Roman" w:cs="Times New Roman"/>
+                <w:sz w:val="24"/>
+                <w:szCs w:val="24"/>
+              </w:rPr>
+              <w:t xml:space="preserve"> </w:t>
+            </w:r>
+            <w:r>
+              <w:rPr>
+                <w:rFonts w:ascii="Times New Roman" w:hAnsi="Times New Roman" w:cs="Times New Roman"/>
+                <w:sz w:val="24"/>
+                <w:szCs w:val="24"/>
+              </w:rPr>
+              <w:t xml:space="preserve">dan </w:t>
+            </w:r>
+            <w:proofErr w:type="spellStart"/>
+            <w:r>
+              <w:rPr>
+                <w:rFonts w:ascii="Times New Roman" w:hAnsi="Times New Roman" w:cs="Times New Roman"/>
+                <w:sz w:val="24"/>
+                <w:szCs w:val="24"/>
+              </w:rPr>
+              <w:t>berri-berrian</w:t>
+            </w:r>
+            <w:proofErr w:type="spellEnd"/>
+            <w:r>
+              <w:rPr>
+                <w:rFonts w:ascii="Times New Roman" w:hAnsi="Times New Roman" w:cs="Times New Roman"/>
+                <w:sz w:val="24"/>
+                <w:szCs w:val="24"/>
+              </w:rPr>
+              <w:t xml:space="preserve"> yang </w:t>
+            </w:r>
+            <w:proofErr w:type="spellStart"/>
+            <w:r>
+              <w:rPr>
+                <w:rFonts w:ascii="Times New Roman" w:hAnsi="Times New Roman" w:cs="Times New Roman"/>
+                <w:sz w:val="24"/>
+                <w:szCs w:val="24"/>
+              </w:rPr>
+              <w:t>menyegarkan</w:t>
+            </w:r>
+            <w:proofErr w:type="spellEnd"/>
+            <w:r>
+              <w:rPr>
+                <w:rFonts w:ascii="Times New Roman" w:hAnsi="Times New Roman" w:cs="Times New Roman"/>
+                <w:sz w:val="24"/>
+                <w:szCs w:val="24"/>
+              </w:rPr>
+              <w:t xml:space="preserve">. </w:t>
+            </w:r>
+            <w:proofErr w:type="spellStart"/>
+            <w:r>
+              <w:rPr>
+                <w:rFonts w:ascii="Times New Roman" w:hAnsi="Times New Roman" w:cs="Times New Roman"/>
+                <w:sz w:val="24"/>
+                <w:szCs w:val="24"/>
+              </w:rPr>
+              <w:t>Botol</w:t>
+            </w:r>
+            <w:proofErr w:type="spellEnd"/>
+            <w:r>
+              <w:rPr>
+                <w:rFonts w:ascii="Times New Roman" w:hAnsi="Times New Roman" w:cs="Times New Roman"/>
+                <w:sz w:val="24"/>
+                <w:szCs w:val="24"/>
+              </w:rPr>
+              <w:t xml:space="preserve"> </w:t>
+            </w:r>
+            <w:proofErr w:type="spellStart"/>
+            <w:r>
+              <w:rPr>
+                <w:rFonts w:ascii="Times New Roman" w:hAnsi="Times New Roman" w:cs="Times New Roman"/>
+                <w:sz w:val="24"/>
+                <w:szCs w:val="24"/>
+              </w:rPr>
+              <w:t>mungil</w:t>
+            </w:r>
+            <w:proofErr w:type="spellEnd"/>
+            <w:r>
+              <w:rPr>
+                <w:rFonts w:ascii="Times New Roman" w:hAnsi="Times New Roman" w:cs="Times New Roman"/>
+                <w:sz w:val="24"/>
+                <w:szCs w:val="24"/>
+              </w:rPr>
+              <w:t xml:space="preserve"> dan </w:t>
+            </w:r>
+            <w:proofErr w:type="spellStart"/>
+            <w:r>
+              <w:rPr>
+                <w:rFonts w:ascii="Times New Roman" w:hAnsi="Times New Roman" w:cs="Times New Roman"/>
+                <w:sz w:val="24"/>
+                <w:szCs w:val="24"/>
+              </w:rPr>
+              <w:t>elegan</w:t>
+            </w:r>
+            <w:proofErr w:type="spellEnd"/>
+            <w:r>
+              <w:rPr>
+                <w:rFonts w:ascii="Times New Roman" w:hAnsi="Times New Roman" w:cs="Times New Roman"/>
+                <w:sz w:val="24"/>
+                <w:szCs w:val="24"/>
+              </w:rPr>
+              <w:t xml:space="preserve"> yang </w:t>
+            </w:r>
+            <w:proofErr w:type="spellStart"/>
+            <w:r>
+              <w:rPr>
+                <w:rFonts w:ascii="Times New Roman" w:hAnsi="Times New Roman" w:cs="Times New Roman"/>
+                <w:sz w:val="24"/>
+                <w:szCs w:val="24"/>
+              </w:rPr>
+              <w:t>muat</w:t>
+            </w:r>
+            <w:proofErr w:type="spellEnd"/>
+            <w:r>
+              <w:rPr>
+                <w:rFonts w:ascii="Times New Roman" w:hAnsi="Times New Roman" w:cs="Times New Roman"/>
+                <w:sz w:val="24"/>
+                <w:szCs w:val="24"/>
+              </w:rPr>
+              <w:t xml:space="preserve"> di </w:t>
+            </w:r>
+            <w:proofErr w:type="spellStart"/>
+            <w:r>
+              <w:rPr>
+                <w:rFonts w:ascii="Times New Roman" w:hAnsi="Times New Roman" w:cs="Times New Roman"/>
+                <w:sz w:val="24"/>
+                <w:szCs w:val="24"/>
+              </w:rPr>
+              <w:t>sudut</w:t>
+            </w:r>
+            <w:proofErr w:type="spellEnd"/>
+            <w:r>
+              <w:rPr>
+                <w:rFonts w:ascii="Times New Roman" w:hAnsi="Times New Roman" w:cs="Times New Roman"/>
+                <w:sz w:val="24"/>
+                <w:szCs w:val="24"/>
+              </w:rPr>
+              <w:t xml:space="preserve"> </w:t>
+            </w:r>
+            <w:proofErr w:type="spellStart"/>
+            <w:r>
+              <w:rPr>
+                <w:rFonts w:ascii="Times New Roman" w:hAnsi="Times New Roman" w:cs="Times New Roman"/>
+                <w:sz w:val="24"/>
+                <w:szCs w:val="24"/>
+              </w:rPr>
+              <w:t>meja</w:t>
+            </w:r>
+            <w:proofErr w:type="spellEnd"/>
+            <w:r>
+              <w:rPr>
+                <w:rFonts w:ascii="Times New Roman" w:hAnsi="Times New Roman" w:cs="Times New Roman"/>
+                <w:sz w:val="24"/>
+                <w:szCs w:val="24"/>
+              </w:rPr>
+              <w:t xml:space="preserve">, </w:t>
+            </w:r>
+            <w:proofErr w:type="spellStart"/>
+            <w:r>
+              <w:rPr>
+                <w:rFonts w:ascii="Times New Roman" w:hAnsi="Times New Roman" w:cs="Times New Roman"/>
+                <w:sz w:val="24"/>
+                <w:szCs w:val="24"/>
+              </w:rPr>
+              <w:t>rak</w:t>
+            </w:r>
+            <w:proofErr w:type="spellEnd"/>
+            <w:r>
+              <w:rPr>
+                <w:rFonts w:ascii="Times New Roman" w:hAnsi="Times New Roman" w:cs="Times New Roman"/>
+                <w:sz w:val="24"/>
+                <w:szCs w:val="24"/>
+              </w:rPr>
+              <w:t xml:space="preserve"> </w:t>
+            </w:r>
+            <w:proofErr w:type="spellStart"/>
+            <w:r>
+              <w:rPr>
+                <w:rFonts w:ascii="Times New Roman" w:hAnsi="Times New Roman" w:cs="Times New Roman"/>
+                <w:sz w:val="24"/>
+                <w:szCs w:val="24"/>
+              </w:rPr>
+              <w:t>buku</w:t>
+            </w:r>
+            <w:proofErr w:type="spellEnd"/>
+            <w:r>
+              <w:rPr>
+                <w:rFonts w:ascii="Times New Roman" w:hAnsi="Times New Roman" w:cs="Times New Roman"/>
+                <w:sz w:val="24"/>
+                <w:szCs w:val="24"/>
+              </w:rPr>
+              <w:t xml:space="preserve">, </w:t>
+            </w:r>
+            <w:proofErr w:type="spellStart"/>
+            <w:r>
+              <w:rPr>
+                <w:rFonts w:ascii="Times New Roman" w:hAnsi="Times New Roman" w:cs="Times New Roman"/>
+                <w:sz w:val="24"/>
+                <w:szCs w:val="24"/>
+              </w:rPr>
+              <w:t>atau</w:t>
+            </w:r>
+            <w:proofErr w:type="spellEnd"/>
+            <w:r>
+              <w:rPr>
+                <w:rFonts w:ascii="Times New Roman" w:hAnsi="Times New Roman" w:cs="Times New Roman"/>
+                <w:sz w:val="24"/>
+                <w:szCs w:val="24"/>
+              </w:rPr>
+              <w:t xml:space="preserve"> </w:t>
+            </w:r>
+            <w:proofErr w:type="spellStart"/>
+            <w:r>
+              <w:rPr>
+                <w:rFonts w:ascii="Times New Roman" w:hAnsi="Times New Roman" w:cs="Times New Roman"/>
+                <w:sz w:val="24"/>
+                <w:szCs w:val="24"/>
+              </w:rPr>
+              <w:t>kamar</w:t>
+            </w:r>
+            <w:proofErr w:type="spellEnd"/>
+            <w:r>
+              <w:rPr>
+                <w:rFonts w:ascii="Times New Roman" w:hAnsi="Times New Roman" w:cs="Times New Roman"/>
+                <w:sz w:val="24"/>
+                <w:szCs w:val="24"/>
+              </w:rPr>
+              <w:t xml:space="preserve"> mandi </w:t>
+            </w:r>
+            <w:proofErr w:type="spellStart"/>
+            <w:r>
+              <w:rPr>
+                <w:rFonts w:ascii="Times New Roman" w:hAnsi="Times New Roman" w:cs="Times New Roman"/>
+                <w:sz w:val="24"/>
+                <w:szCs w:val="24"/>
+              </w:rPr>
+              <w:t>sekalipun</w:t>
+            </w:r>
+            <w:proofErr w:type="spellEnd"/>
+            <w:r>
+              <w:rPr>
+                <w:rFonts w:ascii="Times New Roman" w:hAnsi="Times New Roman" w:cs="Times New Roman"/>
+                <w:sz w:val="24"/>
+                <w:szCs w:val="24"/>
+              </w:rPr>
+              <w:t>.</w:t>
+            </w:r>
+          </w:p>
+        </w:tc>
+      </w:tr>
+      <w:tr>
+        <w:tc>
+          <w:tcPr>
+            <w:tcW w:w="9016" w:type="dxa"/>
+          </w:tcPr>
+          <w:p>
+            <w:pPr>
+              <w:jc w:val="both"/>
+              <w:rPr>
+                <w:rFonts w:ascii="Times New Roman" w:hAnsi="Times New Roman" w:cs="Times New Roman"/>
+                <w:sz w:val="24"/>
+                <w:szCs w:val="24"/>
+              </w:rPr>
+            </w:pPr>
+            <w:r>
+              <w:rPr>
+                <w:rFonts w:ascii="Times New Roman" w:hAnsi="Times New Roman" w:cs="Times New Roman"/>
+                <w:sz w:val="24"/>
+                <w:szCs w:val="24"/>
+              </w:rPr>
+              <w:t xml:space="preserve">A (Advantages): </w:t>
+            </w:r>
+            <w:proofErr w:type="spellStart"/>
+            <w:r>
+              <w:rPr>
+                <w:rFonts w:ascii="Times New Roman" w:hAnsi="Times New Roman" w:cs="Times New Roman"/>
+                <w:sz w:val="24"/>
+                <w:szCs w:val="24"/>
+              </w:rPr>
+              <w:t>Stik</w:t>
+            </w:r>
+            <w:proofErr w:type="spellEnd"/>
+            <w:r>
+              <w:rPr>
+                <w:rFonts w:ascii="Times New Roman" w:hAnsi="Times New Roman" w:cs="Times New Roman"/>
+                <w:sz w:val="24"/>
+                <w:szCs w:val="24"/>
+              </w:rPr>
+              <w:t xml:space="preserve"> rotan </w:t>
+            </w:r>
+            <w:proofErr w:type="spellStart"/>
+            <w:r>
+              <w:rPr>
+                <w:rFonts w:ascii="Times New Roman" w:hAnsi="Times New Roman" w:cs="Times New Roman"/>
+                <w:sz w:val="24"/>
+                <w:szCs w:val="24"/>
+              </w:rPr>
+              <w:t>menyerap</w:t>
+            </w:r>
+            <w:proofErr w:type="spellEnd"/>
+            <w:r>
+              <w:rPr>
+                <w:rFonts w:ascii="Times New Roman" w:hAnsi="Times New Roman" w:cs="Times New Roman"/>
+                <w:sz w:val="24"/>
+                <w:szCs w:val="24"/>
+              </w:rPr>
+              <w:t xml:space="preserve"> dan </w:t>
+            </w:r>
+            <w:proofErr w:type="spellStart"/>
+            <w:r>
+              <w:rPr>
+                <w:rFonts w:ascii="Times New Roman" w:hAnsi="Times New Roman" w:cs="Times New Roman"/>
+                <w:sz w:val="24"/>
+                <w:szCs w:val="24"/>
+              </w:rPr>
+              <w:t>menyebarkan</w:t>
+            </w:r>
+            <w:proofErr w:type="spellEnd"/>
+            <w:r>
+              <w:rPr>
+                <w:rFonts w:ascii="Times New Roman" w:hAnsi="Times New Roman" w:cs="Times New Roman"/>
+                <w:sz w:val="24"/>
+                <w:szCs w:val="24"/>
+              </w:rPr>
+              <w:t xml:space="preserve"> aroma </w:t>
+            </w:r>
+            <w:proofErr w:type="spellStart"/>
+            <w:r>
+              <w:rPr>
+                <w:rFonts w:ascii="Times New Roman" w:hAnsi="Times New Roman" w:cs="Times New Roman"/>
+                <w:sz w:val="24"/>
+                <w:szCs w:val="24"/>
+              </w:rPr>
+              <w:t>buah</w:t>
+            </w:r>
+            <w:proofErr w:type="spellEnd"/>
+            <w:r>
+              <w:rPr>
+                <w:rFonts w:ascii="Times New Roman" w:hAnsi="Times New Roman" w:cs="Times New Roman"/>
+                <w:sz w:val="24"/>
+                <w:szCs w:val="24"/>
+              </w:rPr>
+              <w:t xml:space="preserve"> </w:t>
+            </w:r>
+            <w:proofErr w:type="spellStart"/>
+            <w:r>
+              <w:rPr>
+                <w:rFonts w:ascii="Times New Roman" w:hAnsi="Times New Roman" w:cs="Times New Roman"/>
+                <w:sz w:val="24"/>
+                <w:szCs w:val="24"/>
+              </w:rPr>
+              <w:t>pir</w:t>
+            </w:r>
+            <w:proofErr w:type="spellEnd"/>
+            <w:r>
+              <w:rPr>
+                <w:rFonts w:ascii="Times New Roman" w:hAnsi="Times New Roman" w:cs="Times New Roman"/>
+                <w:sz w:val="24"/>
+                <w:szCs w:val="24"/>
+              </w:rPr>
+              <w:t xml:space="preserve"> dan </w:t>
+            </w:r>
+            <w:proofErr w:type="spellStart"/>
+            <w:r>
+              <w:rPr>
+                <w:rFonts w:ascii="Times New Roman" w:hAnsi="Times New Roman" w:cs="Times New Roman"/>
+                <w:sz w:val="24"/>
+                <w:szCs w:val="24"/>
+              </w:rPr>
+              <w:t>berri-berrian</w:t>
+            </w:r>
+            <w:proofErr w:type="spellEnd"/>
+            <w:r>
+              <w:rPr>
+                <w:rFonts w:ascii="Times New Roman" w:hAnsi="Times New Roman" w:cs="Times New Roman"/>
+                <w:sz w:val="24"/>
+                <w:szCs w:val="24"/>
+              </w:rPr>
+              <w:t xml:space="preserve"> </w:t>
+            </w:r>
+            <w:proofErr w:type="spellStart"/>
+            <w:r>
+              <w:rPr>
+                <w:rFonts w:ascii="Times New Roman" w:hAnsi="Times New Roman" w:cs="Times New Roman"/>
+                <w:sz w:val="24"/>
+                <w:szCs w:val="24"/>
+              </w:rPr>
+              <w:t>secara</w:t>
+            </w:r>
+            <w:proofErr w:type="spellEnd"/>
+            <w:r>
+              <w:rPr>
+                <w:rFonts w:ascii="Times New Roman" w:hAnsi="Times New Roman" w:cs="Times New Roman"/>
+                <w:sz w:val="24"/>
+                <w:szCs w:val="24"/>
+              </w:rPr>
+              <w:t xml:space="preserve"> </w:t>
+            </w:r>
+            <w:proofErr w:type="spellStart"/>
+            <w:r>
+              <w:rPr>
+                <w:rFonts w:ascii="Times New Roman" w:hAnsi="Times New Roman" w:cs="Times New Roman"/>
+                <w:sz w:val="24"/>
+                <w:szCs w:val="24"/>
+              </w:rPr>
+              <w:t>alami</w:t>
+            </w:r>
+            <w:proofErr w:type="spellEnd"/>
+            <w:r>
+              <w:rPr>
+                <w:rFonts w:ascii="Times New Roman" w:hAnsi="Times New Roman" w:cs="Times New Roman"/>
+                <w:sz w:val="24"/>
+                <w:szCs w:val="24"/>
+              </w:rPr>
+              <w:t xml:space="preserve"> dan </w:t>
+            </w:r>
+            <w:proofErr w:type="spellStart"/>
+            <w:r>
+              <w:rPr>
+                <w:rFonts w:ascii="Times New Roman" w:hAnsi="Times New Roman" w:cs="Times New Roman"/>
+                <w:sz w:val="24"/>
+                <w:szCs w:val="24"/>
+              </w:rPr>
+              <w:t>merata</w:t>
+            </w:r>
+            <w:proofErr w:type="spellEnd"/>
+            <w:r>
+              <w:rPr>
+                <w:rFonts w:ascii="Times New Roman" w:hAnsi="Times New Roman" w:cs="Times New Roman"/>
+                <w:sz w:val="24"/>
+                <w:szCs w:val="24"/>
+              </w:rPr>
+              <w:t xml:space="preserve"> </w:t>
+            </w:r>
+            <w:r>
+              <w:rPr>
+                <w:rFonts w:ascii="Times New Roman" w:hAnsi="Times New Roman" w:cs="Times New Roman"/>
+                <w:sz w:val="24"/>
+                <w:szCs w:val="24"/>
+              </w:rPr>
+              <w:t xml:space="preserve">— </w:t>
+            </w:r>
+            <w:proofErr w:type="spellStart"/>
+            <w:r>
+              <w:rPr>
+                <w:rFonts w:ascii="Times New Roman" w:hAnsi="Times New Roman" w:cs="Times New Roman"/>
+                <w:sz w:val="24"/>
+                <w:szCs w:val="24"/>
+              </w:rPr>
+              <w:t>tanpa</w:t>
+            </w:r>
+            <w:proofErr w:type="spellEnd"/>
+            <w:r>
+              <w:rPr>
+                <w:rFonts w:ascii="Times New Roman" w:hAnsi="Times New Roman" w:cs="Times New Roman"/>
+                <w:sz w:val="24"/>
+                <w:szCs w:val="24"/>
+              </w:rPr>
+              <w:t xml:space="preserve"> </w:t>
+            </w:r>
+            <w:proofErr w:type="spellStart"/>
+            <w:r>
+              <w:rPr>
+                <w:rFonts w:ascii="Times New Roman" w:hAnsi="Times New Roman" w:cs="Times New Roman"/>
+                <w:sz w:val="24"/>
+                <w:szCs w:val="24"/>
+              </w:rPr>
+              <w:t>panas</w:t>
+            </w:r>
+            <w:proofErr w:type="spellEnd"/>
+            <w:r>
+              <w:rPr>
+                <w:rFonts w:ascii="Times New Roman" w:hAnsi="Times New Roman" w:cs="Times New Roman"/>
+                <w:sz w:val="24"/>
+                <w:szCs w:val="24"/>
+              </w:rPr>
+              <w:t xml:space="preserve">, </w:t>
+            </w:r>
+            <w:proofErr w:type="spellStart"/>
+            <w:r>
+              <w:rPr>
+                <w:rFonts w:ascii="Times New Roman" w:hAnsi="Times New Roman" w:cs="Times New Roman"/>
+                <w:sz w:val="24"/>
+                <w:szCs w:val="24"/>
+              </w:rPr>
+              <w:t>tanpa</w:t>
+            </w:r>
+            <w:proofErr w:type="spellEnd"/>
+            <w:r>
+              <w:rPr>
+                <w:rFonts w:ascii="Times New Roman" w:hAnsi="Times New Roman" w:cs="Times New Roman"/>
+                <w:sz w:val="24"/>
+                <w:szCs w:val="24"/>
+              </w:rPr>
+              <w:t xml:space="preserve"> </w:t>
+            </w:r>
+            <w:proofErr w:type="spellStart"/>
+            <w:r>
+              <w:rPr>
+                <w:rFonts w:ascii="Times New Roman" w:hAnsi="Times New Roman" w:cs="Times New Roman"/>
+                <w:sz w:val="24"/>
+                <w:szCs w:val="24"/>
+              </w:rPr>
+              <w:t>listrik</w:t>
+            </w:r>
+            <w:proofErr w:type="spellEnd"/>
+            <w:r>
+              <w:rPr>
+                <w:rFonts w:ascii="Times New Roman" w:hAnsi="Times New Roman" w:cs="Times New Roman"/>
+                <w:sz w:val="24"/>
+                <w:szCs w:val="24"/>
+              </w:rPr>
+              <w:t xml:space="preserve">. </w:t>
+            </w:r>
+          </w:p>
+        </w:tc>
+      </w:tr>
+      <w:tr>
+        <w:tc>
+          <w:tcPr>
+            <w:tcW w:w="9016" w:type="dxa"/>
+          </w:tcPr>
+          <w:p>
+            <w:pPr>
+              <w:jc w:val="both"/>
+              <w:rPr>
+                <w:rFonts w:ascii="Times New Roman" w:hAnsi="Times New Roman" w:cs="Times New Roman"/>
+                <w:sz w:val="24"/>
+                <w:szCs w:val="24"/>
+              </w:rPr>
+            </w:pPr>
+            <w:r>
+              <w:rPr>
+                <w:rFonts w:ascii="Times New Roman" w:hAnsi="Times New Roman" w:cs="Times New Roman"/>
+                <w:sz w:val="24"/>
+                <w:szCs w:val="24"/>
+              </w:rPr>
+              <w:t xml:space="preserve">B (Benefits): </w:t>
+            </w:r>
+            <w:proofErr w:type="spellStart"/>
+            <w:r>
+              <w:rPr>
+                <w:rFonts w:ascii="Times New Roman" w:hAnsi="Times New Roman" w:cs="Times New Roman"/>
+                <w:sz w:val="24"/>
+                <w:szCs w:val="24"/>
+              </w:rPr>
+              <w:t>Pulang</w:t>
+            </w:r>
+            <w:proofErr w:type="spellEnd"/>
+            <w:r>
+              <w:rPr>
+                <w:rFonts w:ascii="Times New Roman" w:hAnsi="Times New Roman" w:cs="Times New Roman"/>
+                <w:sz w:val="24"/>
+                <w:szCs w:val="24"/>
+              </w:rPr>
+              <w:t xml:space="preserve"> </w:t>
+            </w:r>
+            <w:proofErr w:type="spellStart"/>
+            <w:r>
+              <w:rPr>
+                <w:rFonts w:ascii="Times New Roman" w:hAnsi="Times New Roman" w:cs="Times New Roman"/>
+                <w:sz w:val="24"/>
+                <w:szCs w:val="24"/>
+              </w:rPr>
+              <w:t>ke</w:t>
+            </w:r>
+            <w:proofErr w:type="spellEnd"/>
+            <w:r>
+              <w:rPr>
+                <w:rFonts w:ascii="Times New Roman" w:hAnsi="Times New Roman" w:cs="Times New Roman"/>
+                <w:sz w:val="24"/>
+                <w:szCs w:val="24"/>
+              </w:rPr>
+              <w:t xml:space="preserve"> </w:t>
+            </w:r>
+            <w:proofErr w:type="spellStart"/>
+            <w:r>
+              <w:rPr>
+                <w:rFonts w:ascii="Times New Roman" w:hAnsi="Times New Roman" w:cs="Times New Roman"/>
+                <w:sz w:val="24"/>
+                <w:szCs w:val="24"/>
+              </w:rPr>
+              <w:t>rumah</w:t>
+            </w:r>
+            <w:proofErr w:type="spellEnd"/>
+            <w:r>
+              <w:rPr>
+                <w:rFonts w:ascii="Times New Roman" w:hAnsi="Times New Roman" w:cs="Times New Roman"/>
+                <w:sz w:val="24"/>
+                <w:szCs w:val="24"/>
+              </w:rPr>
+              <w:t xml:space="preserve">, </w:t>
+            </w:r>
+            <w:proofErr w:type="spellStart"/>
+            <w:r>
+              <w:rPr>
+                <w:rFonts w:ascii="Times New Roman" w:hAnsi="Times New Roman" w:cs="Times New Roman"/>
+                <w:sz w:val="24"/>
+                <w:szCs w:val="24"/>
+              </w:rPr>
+              <w:t>ruangan</w:t>
+            </w:r>
+            <w:proofErr w:type="spellEnd"/>
+            <w:r>
+              <w:rPr>
+                <w:rFonts w:ascii="Times New Roman" w:hAnsi="Times New Roman" w:cs="Times New Roman"/>
+                <w:sz w:val="24"/>
+                <w:szCs w:val="24"/>
+              </w:rPr>
+              <w:t xml:space="preserve"> </w:t>
+            </w:r>
+            <w:proofErr w:type="spellStart"/>
+            <w:r>
+              <w:rPr>
+                <w:rFonts w:ascii="Times New Roman" w:hAnsi="Times New Roman" w:cs="Times New Roman"/>
+                <w:sz w:val="24"/>
+                <w:szCs w:val="24"/>
+              </w:rPr>
+              <w:t>menyambut</w:t>
+            </w:r>
+            <w:proofErr w:type="spellEnd"/>
+            <w:r>
+              <w:rPr>
+                <w:rFonts w:ascii="Times New Roman" w:hAnsi="Times New Roman" w:cs="Times New Roman"/>
+                <w:sz w:val="24"/>
+                <w:szCs w:val="24"/>
+              </w:rPr>
+              <w:t xml:space="preserve"> </w:t>
+            </w:r>
+            <w:proofErr w:type="spellStart"/>
+            <w:r>
+              <w:rPr>
+                <w:rFonts w:ascii="Times New Roman" w:hAnsi="Times New Roman" w:cs="Times New Roman"/>
+                <w:sz w:val="24"/>
+                <w:szCs w:val="24"/>
+              </w:rPr>
+              <w:t>dengan</w:t>
+            </w:r>
+            <w:proofErr w:type="spellEnd"/>
+            <w:r>
+              <w:rPr>
+                <w:rFonts w:ascii="Times New Roman" w:hAnsi="Times New Roman" w:cs="Times New Roman"/>
+                <w:sz w:val="24"/>
+                <w:szCs w:val="24"/>
+              </w:rPr>
+              <w:t xml:space="preserve"> </w:t>
+            </w:r>
+            <w:proofErr w:type="spellStart"/>
+            <w:r>
+              <w:rPr>
+                <w:rFonts w:ascii="Times New Roman" w:hAnsi="Times New Roman" w:cs="Times New Roman"/>
+                <w:sz w:val="24"/>
+                <w:szCs w:val="24"/>
+              </w:rPr>
+              <w:t>wangi</w:t>
+            </w:r>
+            <w:proofErr w:type="spellEnd"/>
+            <w:r>
+              <w:rPr>
+                <w:rFonts w:ascii="Times New Roman" w:hAnsi="Times New Roman" w:cs="Times New Roman"/>
+                <w:sz w:val="24"/>
+                <w:szCs w:val="24"/>
+              </w:rPr>
+              <w:t xml:space="preserve"> yang </w:t>
+            </w:r>
+            <w:proofErr w:type="spellStart"/>
+            <w:r>
+              <w:rPr>
+                <w:rFonts w:ascii="Times New Roman" w:hAnsi="Times New Roman" w:cs="Times New Roman"/>
+                <w:sz w:val="24"/>
+                <w:szCs w:val="24"/>
+              </w:rPr>
+              <w:t>tenang</w:t>
+            </w:r>
+            <w:proofErr w:type="spellEnd"/>
+            <w:r>
+              <w:rPr>
+                <w:rFonts w:ascii="Times New Roman" w:hAnsi="Times New Roman" w:cs="Times New Roman"/>
+                <w:sz w:val="24"/>
+                <w:szCs w:val="24"/>
+              </w:rPr>
+              <w:t xml:space="preserve">. </w:t>
+            </w:r>
+            <w:proofErr w:type="spellStart"/>
+            <w:r>
+              <w:rPr>
+                <w:rFonts w:ascii="Times New Roman" w:hAnsi="Times New Roman" w:cs="Times New Roman"/>
+                <w:sz w:val="24"/>
+                <w:szCs w:val="24"/>
+              </w:rPr>
+              <w:t>Tidak</w:t>
+            </w:r>
+            <w:proofErr w:type="spellEnd"/>
+            <w:r>
+              <w:rPr>
+                <w:rFonts w:ascii="Times New Roman" w:hAnsi="Times New Roman" w:cs="Times New Roman"/>
+                <w:sz w:val="24"/>
+                <w:szCs w:val="24"/>
+              </w:rPr>
+              <w:t xml:space="preserve"> </w:t>
+            </w:r>
+            <w:proofErr w:type="spellStart"/>
+            <w:r>
+              <w:rPr>
+                <w:rFonts w:ascii="Times New Roman" w:hAnsi="Times New Roman" w:cs="Times New Roman"/>
+                <w:sz w:val="24"/>
+                <w:szCs w:val="24"/>
+              </w:rPr>
+              <w:t>perlu</w:t>
+            </w:r>
+            <w:proofErr w:type="spellEnd"/>
+            <w:r>
+              <w:rPr>
+                <w:rFonts w:ascii="Times New Roman" w:hAnsi="Times New Roman" w:cs="Times New Roman"/>
+                <w:sz w:val="24"/>
+                <w:szCs w:val="24"/>
+              </w:rPr>
+              <w:t xml:space="preserve"> </w:t>
+            </w:r>
+            <w:proofErr w:type="spellStart"/>
+            <w:r>
+              <w:rPr>
+                <w:rFonts w:ascii="Times New Roman" w:hAnsi="Times New Roman" w:cs="Times New Roman"/>
+                <w:sz w:val="24"/>
+                <w:szCs w:val="24"/>
+              </w:rPr>
+              <w:t>semprot</w:t>
+            </w:r>
+            <w:proofErr w:type="spellEnd"/>
+            <w:r>
+              <w:rPr>
+                <w:rFonts w:ascii="Times New Roman" w:hAnsi="Times New Roman" w:cs="Times New Roman"/>
+                <w:sz w:val="24"/>
+                <w:szCs w:val="24"/>
+              </w:rPr>
+              <w:t xml:space="preserve"> </w:t>
+            </w:r>
+            <w:proofErr w:type="spellStart"/>
+            <w:r>
+              <w:rPr>
+                <w:rFonts w:ascii="Times New Roman" w:hAnsi="Times New Roman" w:cs="Times New Roman"/>
+                <w:sz w:val="24"/>
+                <w:szCs w:val="24"/>
+              </w:rPr>
+              <w:t>ulang</w:t>
+            </w:r>
+            <w:proofErr w:type="spellEnd"/>
+            <w:r>
+              <w:rPr>
+                <w:rFonts w:ascii="Times New Roman" w:hAnsi="Times New Roman" w:cs="Times New Roman"/>
+                <w:sz w:val="24"/>
+                <w:szCs w:val="24"/>
+              </w:rPr>
+              <w:t xml:space="preserve">, </w:t>
+            </w:r>
+            <w:proofErr w:type="spellStart"/>
+            <w:r>
+              <w:rPr>
+                <w:rFonts w:ascii="Times New Roman" w:hAnsi="Times New Roman" w:cs="Times New Roman"/>
+                <w:sz w:val="24"/>
+                <w:szCs w:val="24"/>
+              </w:rPr>
+              <w:t>tidak</w:t>
+            </w:r>
+            <w:proofErr w:type="spellEnd"/>
+            <w:r>
+              <w:rPr>
+                <w:rFonts w:ascii="Times New Roman" w:hAnsi="Times New Roman" w:cs="Times New Roman"/>
+                <w:sz w:val="24"/>
+                <w:szCs w:val="24"/>
+              </w:rPr>
+              <w:t xml:space="preserve"> </w:t>
+            </w:r>
+            <w:proofErr w:type="spellStart"/>
+            <w:r>
+              <w:rPr>
+                <w:rFonts w:ascii="Times New Roman" w:hAnsi="Times New Roman" w:cs="Times New Roman"/>
+                <w:sz w:val="24"/>
+                <w:szCs w:val="24"/>
+              </w:rPr>
+              <w:t>perlu</w:t>
+            </w:r>
+            <w:proofErr w:type="spellEnd"/>
+            <w:r>
+              <w:rPr>
+                <w:rFonts w:ascii="Times New Roman" w:hAnsi="Times New Roman" w:cs="Times New Roman"/>
+                <w:sz w:val="24"/>
+                <w:szCs w:val="24"/>
+              </w:rPr>
+              <w:t xml:space="preserve"> </w:t>
+            </w:r>
+            <w:proofErr w:type="spellStart"/>
+            <w:r>
+              <w:rPr>
+                <w:rFonts w:ascii="Times New Roman" w:hAnsi="Times New Roman" w:cs="Times New Roman"/>
+                <w:sz w:val="24"/>
+                <w:szCs w:val="24"/>
+              </w:rPr>
+              <w:t>isi</w:t>
+            </w:r>
+            <w:proofErr w:type="spellEnd"/>
+            <w:r>
+              <w:rPr>
+                <w:rFonts w:ascii="Times New Roman" w:hAnsi="Times New Roman" w:cs="Times New Roman"/>
+                <w:sz w:val="24"/>
+                <w:szCs w:val="24"/>
+              </w:rPr>
+              <w:t xml:space="preserve"> </w:t>
+            </w:r>
+            <w:proofErr w:type="spellStart"/>
+            <w:r>
+              <w:rPr>
+                <w:rFonts w:ascii="Times New Roman" w:hAnsi="Times New Roman" w:cs="Times New Roman"/>
+                <w:sz w:val="24"/>
+                <w:szCs w:val="24"/>
+              </w:rPr>
+              <w:t>baterai</w:t>
+            </w:r>
+            <w:proofErr w:type="spellEnd"/>
+            <w:r>
+              <w:rPr>
+                <w:rFonts w:ascii="Times New Roman" w:hAnsi="Times New Roman" w:cs="Times New Roman"/>
+                <w:sz w:val="24"/>
+                <w:szCs w:val="24"/>
+              </w:rPr>
+              <w:t xml:space="preserve"> </w:t>
+            </w:r>
+            <w:r>
+              <w:rPr>
+                <w:rFonts w:ascii="Times New Roman" w:hAnsi="Times New Roman" w:cs="Times New Roman"/>
+                <w:sz w:val="24"/>
+                <w:szCs w:val="24"/>
+              </w:rPr>
+              <w:t xml:space="preserve">— </w:t>
+            </w:r>
+            <w:proofErr w:type="spellStart"/>
+            <w:r>
+              <w:rPr>
+                <w:rFonts w:ascii="Times New Roman" w:hAnsi="Times New Roman" w:cs="Times New Roman"/>
+                <w:sz w:val="24"/>
+                <w:szCs w:val="24"/>
+              </w:rPr>
+              <w:t>cukup</w:t>
+            </w:r>
+            <w:proofErr w:type="spellEnd"/>
+            <w:r>
+              <w:rPr>
+                <w:rFonts w:ascii="Times New Roman" w:hAnsi="Times New Roman" w:cs="Times New Roman"/>
+                <w:sz w:val="24"/>
+                <w:szCs w:val="24"/>
+              </w:rPr>
+              <w:t xml:space="preserve"> </w:t>
+            </w:r>
+            <w:proofErr w:type="spellStart"/>
+            <w:r>
+              <w:rPr>
+                <w:rFonts w:ascii="Times New Roman" w:hAnsi="Times New Roman" w:cs="Times New Roman"/>
+                <w:sz w:val="24"/>
+                <w:szCs w:val="24"/>
+              </w:rPr>
+              <w:t>taruh</w:t>
+            </w:r>
+            <w:proofErr w:type="spellEnd"/>
+            <w:r>
+              <w:rPr>
+                <w:rFonts w:ascii="Times New Roman" w:hAnsi="Times New Roman" w:cs="Times New Roman"/>
+                <w:sz w:val="24"/>
+                <w:szCs w:val="24"/>
+              </w:rPr>
+              <w:t xml:space="preserve">, </w:t>
+            </w:r>
+            <w:proofErr w:type="spellStart"/>
+            <w:r>
+              <w:rPr>
+                <w:rFonts w:ascii="Times New Roman" w:hAnsi="Times New Roman" w:cs="Times New Roman"/>
+                <w:sz w:val="24"/>
+                <w:szCs w:val="24"/>
+              </w:rPr>
+              <w:t>biarkan</w:t>
+            </w:r>
+            <w:proofErr w:type="spellEnd"/>
+            <w:r>
+              <w:rPr>
+                <w:rFonts w:ascii="Times New Roman" w:hAnsi="Times New Roman" w:cs="Times New Roman"/>
+                <w:sz w:val="24"/>
+                <w:szCs w:val="24"/>
+              </w:rPr>
+              <w:t xml:space="preserve">, dan </w:t>
+            </w:r>
+            <w:proofErr w:type="spellStart"/>
+            <w:r>
+              <w:rPr>
+                <w:rFonts w:ascii="Times New Roman" w:hAnsi="Times New Roman" w:cs="Times New Roman"/>
+                <w:sz w:val="24"/>
+                <w:szCs w:val="24"/>
+              </w:rPr>
+              <w:t>nikmati</w:t>
+            </w:r>
+            <w:proofErr w:type="spellEnd"/>
+            <w:r>
+              <w:rPr>
+                <w:rFonts w:ascii="Times New Roman" w:hAnsi="Times New Roman" w:cs="Times New Roman"/>
+                <w:sz w:val="24"/>
+                <w:szCs w:val="24"/>
+              </w:rPr>
+              <w:t>.</w:t>
             </w:r>
           </w:p>
         </w:tc>
